--- a/docs/Final_Report.docx
+++ b/docs/Final_Report.docx
@@ -56,21 +56,7 @@
           <w:sz w:val="24"/>
           <w:szCs w:val="24"/>
         </w:rPr>
-        <w:t xml:space="preserve">Joint DSA Semester Project </w:t>
-      </w:r>
-      <w:r>
-        <w:rPr>
-          <w:sz w:val="24"/>
-          <w:szCs w:val="24"/>
-        </w:rPr>
-        <w:t>-</w:t>
-      </w:r>
-      <w:r>
-        <w:rPr>
-          <w:sz w:val="24"/>
-          <w:szCs w:val="24"/>
-        </w:rPr>
-        <w:t xml:space="preserve"> Technical Report</w:t>
+        <w:t xml:space="preserve">Joint DSA Semester Project - Technical Report</w:t>
       </w:r>
     </w:p>
     <w:p>
@@ -247,13 +233,8 @@
           </w:tcPr>
           <w:p>
             <w:r>
-              <w:t xml:space="preserve">Crystal </w:t>
-            </w:r>
-            <w:proofErr w:type="spellStart"/>
-            <w:r>
-              <w:t>Hazekawa</w:t>
-            </w:r>
-            <w:proofErr w:type="spellEnd"/>
+              <w:t xml:space="preserve">Crystal Hazekawa</w:t>
+            </w:r>
           </w:p>
         </w:tc>
         <w:tc>
@@ -396,13 +377,8 @@
           </w:tcPr>
           <w:p>
             <w:r>
-              <w:t xml:space="preserve">Anaam Francis </w:t>
-            </w:r>
-            <w:proofErr w:type="spellStart"/>
-            <w:r>
-              <w:t>Asiaktewon</w:t>
-            </w:r>
-            <w:proofErr w:type="spellEnd"/>
+              <w:t xml:space="preserve">Anaam Francis Asiaktewon</w:t>
+            </w:r>
           </w:p>
         </w:tc>
         <w:tc>
@@ -448,19 +424,9 @@
             <w:tcW w:w="2400" w:type="dxa"/>
           </w:tcPr>
           <w:p>
-            <w:proofErr w:type="spellStart"/>
-            <w:r>
-              <w:t>Almad</w:t>
-            </w:r>
-            <w:proofErr w:type="spellEnd"/>
-            <w:r>
-              <w:t xml:space="preserve"> </w:t>
-            </w:r>
-            <w:proofErr w:type="spellStart"/>
-            <w:r>
-              <w:t>Marzuk</w:t>
-            </w:r>
-            <w:proofErr w:type="spellEnd"/>
+            <w:r>
+              <w:t xml:space="preserve">Almad Marzuk</w:t>
+            </w:r>
           </w:p>
         </w:tc>
         <w:tc>
@@ -555,15 +521,7 @@
           </w:tcPr>
           <w:p>
             <w:r>
-              <w:t xml:space="preserve">Gabriel </w:t>
-            </w:r>
-            <w:proofErr w:type="spellStart"/>
-            <w:r>
-              <w:t>Ofobiri</w:t>
-            </w:r>
-            <w:proofErr w:type="spellEnd"/>
-            <w:r>
-              <w:t xml:space="preserve"> Twum</w:t>
+              <w:t xml:space="preserve">Gabriel Ofobiri Twum</w:t>
             </w:r>
           </w:p>
         </w:tc>
@@ -1066,15 +1024,7 @@
         <w:spacing w:after="120"/>
       </w:pPr>
       <w:r>
-        <w:t>System boundaries: the project covers local operational data processing via custom-built data structures, in-memory management of requests during a session, and persistent storage in a SQLite database (</w:t>
-      </w:r>
-      <w:proofErr w:type="spellStart"/>
-      <w:r>
-        <w:t>campus_hub.db</w:t>
-      </w:r>
-      <w:proofErr w:type="spellEnd"/>
-      <w:r>
-        <w:t>). It does not include external integrations (e.g. live traffic data, SMS notifications) beyond the scope of the brief.</w:t>
+        <w:t>System boundaries: the project covers local operational data processing via custom-built data structures, in-memory management of requests during a session, and persistent storage in a SQLite database (campus_hub.db). It does not include external integrations (e.g. live traffic data, SMS notifications) beyond the scope of the brief.</w:t>
       </w:r>
     </w:p>
     <w:p>
@@ -1351,13 +1301,8 @@
             <w:tcW w:w="2400" w:type="dxa"/>
           </w:tcPr>
           <w:p>
-            <w:proofErr w:type="spellStart"/>
-            <w:r>
-              <w:t>locationId</w:t>
-            </w:r>
-            <w:proofErr w:type="spellEnd"/>
-            <w:r>
-              <w:t>, name, area, type, coordinates</w:t>
+            <w:r>
+              <w:t>locationId, name, area, type, coordinates</w:t>
             </w:r>
           </w:p>
         </w:tc>
@@ -1394,35 +1339,9 @@
             <w:tcW w:w="2400" w:type="dxa"/>
           </w:tcPr>
           <w:p>
-            <w:proofErr w:type="spellStart"/>
-            <w:r>
-              <w:t>fromLocationId</w:t>
-            </w:r>
-            <w:proofErr w:type="spellEnd"/>
-            <w:r>
-              <w:t xml:space="preserve">, </w:t>
-            </w:r>
-            <w:proofErr w:type="spellStart"/>
-            <w:r>
-              <w:t>toLocationId</w:t>
-            </w:r>
-            <w:proofErr w:type="spellEnd"/>
-            <w:r>
-              <w:t xml:space="preserve">, distance, </w:t>
-            </w:r>
-            <w:proofErr w:type="spellStart"/>
-            <w:r>
-              <w:t>travelTime</w:t>
-            </w:r>
-            <w:proofErr w:type="spellEnd"/>
-            <w:r>
-              <w:t xml:space="preserve">, </w:t>
-            </w:r>
-            <w:proofErr w:type="spellStart"/>
-            <w:r>
-              <w:t>roadConditionWeight</w:t>
-            </w:r>
-            <w:proofErr w:type="spellEnd"/>
+            <w:r>
+              <w:t xml:space="preserve">fromLocationId, toLocationId, distance, travelTime, roadConditionWeight</w:t>
+            </w:r>
           </w:p>
         </w:tc>
       </w:tr>
@@ -1458,27 +1377,9 @@
             <w:tcW w:w="2400" w:type="dxa"/>
           </w:tcPr>
           <w:p>
-            <w:proofErr w:type="spellStart"/>
-            <w:r>
-              <w:t>resourceId</w:t>
-            </w:r>
-            <w:proofErr w:type="spellEnd"/>
-            <w:r>
-              <w:t xml:space="preserve">, type, </w:t>
-            </w:r>
-            <w:proofErr w:type="spellStart"/>
-            <w:r>
-              <w:t>homeLocation</w:t>
-            </w:r>
-            <w:proofErr w:type="spellEnd"/>
-            <w:r>
-              <w:t xml:space="preserve">, capacity, </w:t>
-            </w:r>
-            <w:proofErr w:type="spellStart"/>
-            <w:r>
-              <w:t>availabilityStatus</w:t>
-            </w:r>
-            <w:proofErr w:type="spellEnd"/>
+            <w:r>
+              <w:t xml:space="preserve">resourceId, type, homeLocation, capacity, availabilityStatus</w:t>
+            </w:r>
           </w:p>
         </w:tc>
       </w:tr>
@@ -1514,21 +1415,8 @@
             <w:tcW w:w="2400" w:type="dxa"/>
           </w:tcPr>
           <w:p>
-            <w:proofErr w:type="spellStart"/>
-            <w:r>
-              <w:t>requestId</w:t>
-            </w:r>
-            <w:proofErr w:type="spellEnd"/>
-            <w:r>
-              <w:t xml:space="preserve">, source, destination, category, urgency, </w:t>
-            </w:r>
-            <w:proofErr w:type="spellStart"/>
-            <w:r>
-              <w:t>timeSubmitted</w:t>
-            </w:r>
-            <w:proofErr w:type="spellEnd"/>
-            <w:r>
-              <w:t>, deadline, status</w:t>
+            <w:r>
+              <w:t xml:space="preserve">requestId, source, destination, category, urgency, timeSubmitted, deadline, status</w:t>
             </w:r>
           </w:p>
         </w:tc>
@@ -1565,51 +1453,9 @@
             <w:tcW w:w="2400" w:type="dxa"/>
           </w:tcPr>
           <w:p>
-            <w:proofErr w:type="spellStart"/>
-            <w:r>
-              <w:t>runId</w:t>
-            </w:r>
-            <w:proofErr w:type="spellEnd"/>
-            <w:r>
-              <w:t xml:space="preserve">, </w:t>
-            </w:r>
-            <w:proofErr w:type="spellStart"/>
-            <w:r>
-              <w:t>algorithmName</w:t>
-            </w:r>
-            <w:proofErr w:type="spellEnd"/>
-            <w:r>
-              <w:t xml:space="preserve">, </w:t>
-            </w:r>
-            <w:proofErr w:type="spellStart"/>
-            <w:r>
-              <w:t>inputSize</w:t>
-            </w:r>
-            <w:proofErr w:type="spellEnd"/>
-            <w:r>
-              <w:t xml:space="preserve">, </w:t>
-            </w:r>
-            <w:proofErr w:type="spellStart"/>
-            <w:r>
-              <w:t>timeNs</w:t>
-            </w:r>
-            <w:proofErr w:type="spellEnd"/>
-            <w:r>
-              <w:t xml:space="preserve">, </w:t>
-            </w:r>
-            <w:proofErr w:type="spellStart"/>
-            <w:r>
-              <w:t>memoryKb</w:t>
-            </w:r>
-            <w:proofErr w:type="spellEnd"/>
-            <w:r>
-              <w:t xml:space="preserve">, </w:t>
-            </w:r>
-            <w:proofErr w:type="spellStart"/>
-            <w:r>
-              <w:t>dateRun</w:t>
-            </w:r>
-            <w:proofErr w:type="spellEnd"/>
+            <w:r>
+              <w:t xml:space="preserve">runId, algorithmName, inputSize, timeNs, memoryKb, dateRun</w:t>
+            </w:r>
           </w:p>
         </w:tc>
       </w:tr>
@@ -1624,39 +1470,7 @@
         <w:spacing w:after="120"/>
       </w:pPr>
       <w:r>
-        <w:t xml:space="preserve">Actual seeded record counts (confirmed by running database/SeedAllData.java against the local database on 20 August 2026): 50 locations, roads and resources loaded via </w:t>
-      </w:r>
-      <w:proofErr w:type="spellStart"/>
-      <w:r>
-        <w:t>LocationLoader</w:t>
-      </w:r>
-      <w:proofErr w:type="spellEnd"/>
-      <w:r>
-        <w:t>/</w:t>
-      </w:r>
-      <w:proofErr w:type="spellStart"/>
-      <w:r>
-        <w:t>RoadLoader</w:t>
-      </w:r>
-      <w:proofErr w:type="spellEnd"/>
-      <w:r>
-        <w:t>/</w:t>
-      </w:r>
-      <w:proofErr w:type="spellStart"/>
-      <w:r>
-        <w:t>ResourceLoader</w:t>
-      </w:r>
-      <w:proofErr w:type="spellEnd"/>
-      <w:r>
-        <w:t>, and 300 service requests ("</w:t>
-      </w:r>
-      <w:proofErr w:type="spellStart"/>
-      <w:r>
-        <w:t>ServiceRequestLoader</w:t>
-      </w:r>
-      <w:proofErr w:type="spellEnd"/>
-      <w:r>
-        <w:t>: inserted 300 row(s), skipped 0 row(s)").</w:t>
+        <w:t xml:space="preserve">Actual seeded record counts (confirmed by running database/SeedAllData.java against the local database on 20 August 2026): 50 locations, roads and resources loaded via LocationLoader/RoadLoader/ResourceLoader, and 300 service requests ("ServiceRequestLoader: inserted 300 row(s), skipped 0 row(s)").</w:t>
       </w:r>
     </w:p>
     <w:p>
@@ -1685,25 +1499,27 @@
           <w:sz w:val="18"/>
           <w:szCs w:val="18"/>
         </w:rPr>
-        <w:t xml:space="preserve">    </w:t>
-      </w:r>
-      <w:proofErr w:type="spellStart"/>
+        <w:t xml:space="preserve">    locationId VARCHAR(50) PRIMARY KEY,</w:t>
+      </w:r>
+    </w:p>
+    <w:p>
       <w:r>
         <w:rPr>
           <w:rFonts w:ascii="Consolas" w:eastAsia="Consolas" w:hAnsi="Consolas" w:cs="Consolas"/>
           <w:sz w:val="18"/>
           <w:szCs w:val="18"/>
         </w:rPr>
-        <w:t>locationId</w:t>
-      </w:r>
-      <w:proofErr w:type="spellEnd"/>
+        <w:t xml:space="preserve">    name VARCHAR(100), area VARCHAR(50),</w:t>
+      </w:r>
+    </w:p>
+    <w:p>
       <w:r>
         <w:rPr>
           <w:rFonts w:ascii="Consolas" w:eastAsia="Consolas" w:hAnsi="Consolas" w:cs="Consolas"/>
           <w:sz w:val="18"/>
           <w:szCs w:val="18"/>
         </w:rPr>
-        <w:t xml:space="preserve"> VARCHAR(50) PRIMARY KEY,</w:t>
+        <w:t xml:space="preserve">    type VARCHAR(50), coordinates VARCHAR(100)</w:t>
       </w:r>
     </w:p>
     <w:p>
@@ -1713,9 +1529,10 @@
           <w:sz w:val="18"/>
           <w:szCs w:val="18"/>
         </w:rPr>
-        <w:t xml:space="preserve">    name VARCHAR(100), area VARCHAR(50),</w:t>
-      </w:r>
-    </w:p>
+        <w:t>);</w:t>
+      </w:r>
+    </w:p>
+    <w:p/>
     <w:p>
       <w:r>
         <w:rPr>
@@ -1723,7 +1540,7 @@
           <w:sz w:val="18"/>
           <w:szCs w:val="18"/>
         </w:rPr>
-        <w:t xml:space="preserve">    type VARCHAR(50), coordinates VARCHAR(100)</w:t>
+        <w:t>CREATE TABLE IF NOT EXISTS roads (</w:t>
       </w:r>
     </w:p>
     <w:p>
@@ -1733,10 +1550,9 @@
           <w:sz w:val="18"/>
           <w:szCs w:val="18"/>
         </w:rPr>
-        <w:t>);</w:t>
-      </w:r>
-    </w:p>
-    <w:p/>
+        <w:t xml:space="preserve">    fromLocationId VARCHAR(50), toLocationId VARCHAR(50),</w:t>
+      </w:r>
+    </w:p>
     <w:p>
       <w:r>
         <w:rPr>
@@ -1744,7 +1560,7 @@
           <w:sz w:val="18"/>
           <w:szCs w:val="18"/>
         </w:rPr>
-        <w:t>CREATE TABLE IF NOT EXISTS roads (</w:t>
+        <w:t xml:space="preserve">    distance FLOAT, travelTime INT, roadConditionWeight FLOAT,</w:t>
       </w:r>
     </w:p>
     <w:p>
@@ -1754,43 +1570,48 @@
           <w:sz w:val="18"/>
           <w:szCs w:val="18"/>
         </w:rPr>
-        <w:t xml:space="preserve">    </w:t>
-      </w:r>
-      <w:proofErr w:type="spellStart"/>
+        <w:t xml:space="preserve">    PRIMARY KEY (fromLocationId, toLocationId)</w:t>
+      </w:r>
+    </w:p>
+    <w:p>
       <w:r>
         <w:rPr>
           <w:rFonts w:ascii="Consolas" w:eastAsia="Consolas" w:hAnsi="Consolas" w:cs="Consolas"/>
           <w:sz w:val="18"/>
           <w:szCs w:val="18"/>
         </w:rPr>
-        <w:t>fromLocationId</w:t>
-      </w:r>
-      <w:proofErr w:type="spellEnd"/>
+        <w:t>);</w:t>
+      </w:r>
+    </w:p>
+    <w:p/>
+    <w:p>
       <w:r>
         <w:rPr>
           <w:rFonts w:ascii="Consolas" w:eastAsia="Consolas" w:hAnsi="Consolas" w:cs="Consolas"/>
           <w:sz w:val="18"/>
           <w:szCs w:val="18"/>
         </w:rPr>
-        <w:t xml:space="preserve"> VARCHAR(50), </w:t>
-      </w:r>
-      <w:proofErr w:type="spellStart"/>
+        <w:t>CREATE TABLE IF NOT EXISTS resources (</w:t>
+      </w:r>
+    </w:p>
+    <w:p>
       <w:r>
         <w:rPr>
           <w:rFonts w:ascii="Consolas" w:eastAsia="Consolas" w:hAnsi="Consolas" w:cs="Consolas"/>
           <w:sz w:val="18"/>
           <w:szCs w:val="18"/>
         </w:rPr>
-        <w:t>toLocationId</w:t>
-      </w:r>
-      <w:proofErr w:type="spellEnd"/>
+        <w:t xml:space="preserve">    resourceId VARCHAR(50) PRIMARY KEY, type VARCHAR(50),</w:t>
+      </w:r>
+    </w:p>
+    <w:p>
       <w:r>
         <w:rPr>
           <w:rFonts w:ascii="Consolas" w:eastAsia="Consolas" w:hAnsi="Consolas" w:cs="Consolas"/>
           <w:sz w:val="18"/>
           <w:szCs w:val="18"/>
         </w:rPr>
-        <w:t xml:space="preserve"> VARCHAR(50),</w:t>
+        <w:t xml:space="preserve">    homeLocation VARCHAR(50), capacity INT, availabilityStatus VARCHAR(20)</w:t>
       </w:r>
     </w:p>
     <w:p>
@@ -1800,43 +1621,48 @@
           <w:sz w:val="18"/>
           <w:szCs w:val="18"/>
         </w:rPr>
-        <w:t xml:space="preserve">    distance FLOAT, </w:t>
-      </w:r>
-      <w:proofErr w:type="spellStart"/>
+        <w:t>);</w:t>
+      </w:r>
+    </w:p>
+    <w:p/>
+    <w:p>
       <w:r>
         <w:rPr>
           <w:rFonts w:ascii="Consolas" w:eastAsia="Consolas" w:hAnsi="Consolas" w:cs="Consolas"/>
           <w:sz w:val="18"/>
           <w:szCs w:val="18"/>
         </w:rPr>
-        <w:t>travelTime</w:t>
-      </w:r>
-      <w:proofErr w:type="spellEnd"/>
+        <w:t xml:space="preserve">CREATE TABLE IF NOT EXISTS service_requests (</w:t>
+      </w:r>
+    </w:p>
+    <w:p>
       <w:r>
         <w:rPr>
           <w:rFonts w:ascii="Consolas" w:eastAsia="Consolas" w:hAnsi="Consolas" w:cs="Consolas"/>
           <w:sz w:val="18"/>
           <w:szCs w:val="18"/>
         </w:rPr>
-        <w:t xml:space="preserve"> INT, </w:t>
-      </w:r>
-      <w:proofErr w:type="spellStart"/>
+        <w:t xml:space="preserve">    requestId VARCHAR(50) PRIMARY KEY, source VARCHAR(50),</w:t>
+      </w:r>
+    </w:p>
+    <w:p>
       <w:r>
         <w:rPr>
           <w:rFonts w:ascii="Consolas" w:eastAsia="Consolas" w:hAnsi="Consolas" w:cs="Consolas"/>
           <w:sz w:val="18"/>
           <w:szCs w:val="18"/>
         </w:rPr>
-        <w:t>roadConditionWeight</w:t>
-      </w:r>
-      <w:proofErr w:type="spellEnd"/>
+        <w:t xml:space="preserve">    destination VARCHAR(50), category VARCHAR(50), urgency VARCHAR(20),</w:t>
+      </w:r>
+    </w:p>
+    <w:p>
       <w:r>
         <w:rPr>
           <w:rFonts w:ascii="Consolas" w:eastAsia="Consolas" w:hAnsi="Consolas" w:cs="Consolas"/>
           <w:sz w:val="18"/>
           <w:szCs w:val="18"/>
         </w:rPr>
-        <w:t xml:space="preserve"> FLOAT,</w:t>
+        <w:t xml:space="preserve">    timeSubmitted TIMESTAMP, deadline TIMESTAMP, status VARCHAR(20)</w:t>
       </w:r>
     </w:p>
     <w:p>
@@ -1846,45 +1672,51 @@
           <w:sz w:val="18"/>
           <w:szCs w:val="18"/>
         </w:rPr>
-        <w:t xml:space="preserve">    PRIMARY KEY (</w:t>
-      </w:r>
-      <w:proofErr w:type="spellStart"/>
+        <w:t>);</w:t>
+      </w:r>
+    </w:p>
+    <w:p/>
+    <w:p>
       <w:r>
         <w:rPr>
           <w:rFonts w:ascii="Consolas" w:eastAsia="Consolas" w:hAnsi="Consolas" w:cs="Consolas"/>
           <w:sz w:val="18"/>
           <w:szCs w:val="18"/>
         </w:rPr>
-        <w:t>fromLocationId</w:t>
-      </w:r>
-      <w:proofErr w:type="spellEnd"/>
+        <w:t xml:space="preserve">CREATE TABLE IF NOT EXISTS algorithm_runs (</w:t>
+      </w:r>
+    </w:p>
+    <w:p>
       <w:r>
         <w:rPr>
           <w:rFonts w:ascii="Consolas" w:eastAsia="Consolas" w:hAnsi="Consolas" w:cs="Consolas"/>
           <w:sz w:val="18"/>
           <w:szCs w:val="18"/>
         </w:rPr>
-        <w:t xml:space="preserve">, </w:t>
-      </w:r>
-      <w:proofErr w:type="spellStart"/>
+        <w:t xml:space="preserve">    runId INTEGER PRIMARY KEY, algorithmName VARCHAR(100),</w:t>
+      </w:r>
+    </w:p>
+    <w:p>
       <w:r>
         <w:rPr>
           <w:rFonts w:ascii="Consolas" w:eastAsia="Consolas" w:hAnsi="Consolas" w:cs="Consolas"/>
           <w:sz w:val="18"/>
           <w:szCs w:val="18"/>
         </w:rPr>
-        <w:t>toLocationId</w:t>
-      </w:r>
-      <w:proofErr w:type="spellEnd"/>
+        <w:t xml:space="preserve">    inputSize INTEGER, timeNs BIGINT, memoryKb BIGINT, dateRun TIMESTAMP</w:t>
+      </w:r>
+    </w:p>
+    <w:p>
       <w:r>
         <w:rPr>
           <w:rFonts w:ascii="Consolas" w:eastAsia="Consolas" w:hAnsi="Consolas" w:cs="Consolas"/>
           <w:sz w:val="18"/>
           <w:szCs w:val="18"/>
         </w:rPr>
-        <w:t>)</w:t>
-      </w:r>
-    </w:p>
+        <w:t>);</w:t>
+      </w:r>
+    </w:p>
+    <w:p/>
     <w:p>
       <w:r>
         <w:rPr>
@@ -1892,10 +1724,9 @@
           <w:sz w:val="18"/>
           <w:szCs w:val="18"/>
         </w:rPr>
-        <w:t>);</w:t>
-      </w:r>
-    </w:p>
-    <w:p/>
+        <w:t xml:space="preserve">CREATE TABLE IF NOT EXISTS audit_events (</w:t>
+      </w:r>
+    </w:p>
     <w:p>
       <w:r>
         <w:rPr>
@@ -1903,7 +1734,7 @@
           <w:sz w:val="18"/>
           <w:szCs w:val="18"/>
         </w:rPr>
-        <w:t>CREATE TABLE IF NOT EXISTS resources (</w:t>
+        <w:t xml:space="preserve">    event_id INTEGER PRIMARY KEY, event_type VARCHAR(50),</w:t>
       </w:r>
     </w:p>
     <w:p>
@@ -1913,475 +1744,16 @@
           <w:sz w:val="18"/>
           <w:szCs w:val="18"/>
         </w:rPr>
-        <w:t xml:space="preserve">    </w:t>
-      </w:r>
-      <w:proofErr w:type="spellStart"/>
+        <w:t xml:space="preserve">    description VARCHAR(255), related_request_id VARCHAR(50), timestamp TIMESTAMP</w:t>
+      </w:r>
+    </w:p>
+    <w:p>
       <w:r>
         <w:rPr>
           <w:rFonts w:ascii="Consolas" w:eastAsia="Consolas" w:hAnsi="Consolas" w:cs="Consolas"/>
           <w:sz w:val="18"/>
           <w:szCs w:val="18"/>
         </w:rPr>
-        <w:t>resourceId</w:t>
-      </w:r>
-      <w:proofErr w:type="spellEnd"/>
-      <w:r>
-        <w:rPr>
-          <w:rFonts w:ascii="Consolas" w:eastAsia="Consolas" w:hAnsi="Consolas" w:cs="Consolas"/>
-          <w:sz w:val="18"/>
-          <w:szCs w:val="18"/>
-        </w:rPr>
-        <w:t xml:space="preserve"> VARCHAR(50) PRIMARY KEY, type VARCHAR(50),</w:t>
-      </w:r>
-    </w:p>
-    <w:p>
-      <w:r>
-        <w:rPr>
-          <w:rFonts w:ascii="Consolas" w:eastAsia="Consolas" w:hAnsi="Consolas" w:cs="Consolas"/>
-          <w:sz w:val="18"/>
-          <w:szCs w:val="18"/>
-        </w:rPr>
-        <w:t xml:space="preserve">    </w:t>
-      </w:r>
-      <w:proofErr w:type="spellStart"/>
-      <w:r>
-        <w:rPr>
-          <w:rFonts w:ascii="Consolas" w:eastAsia="Consolas" w:hAnsi="Consolas" w:cs="Consolas"/>
-          <w:sz w:val="18"/>
-          <w:szCs w:val="18"/>
-        </w:rPr>
-        <w:t>homeLocation</w:t>
-      </w:r>
-      <w:proofErr w:type="spellEnd"/>
-      <w:r>
-        <w:rPr>
-          <w:rFonts w:ascii="Consolas" w:eastAsia="Consolas" w:hAnsi="Consolas" w:cs="Consolas"/>
-          <w:sz w:val="18"/>
-          <w:szCs w:val="18"/>
-        </w:rPr>
-        <w:t xml:space="preserve"> VARCHAR(50), capacity INT, </w:t>
-      </w:r>
-      <w:proofErr w:type="spellStart"/>
-      <w:r>
-        <w:rPr>
-          <w:rFonts w:ascii="Consolas" w:eastAsia="Consolas" w:hAnsi="Consolas" w:cs="Consolas"/>
-          <w:sz w:val="18"/>
-          <w:szCs w:val="18"/>
-        </w:rPr>
-        <w:t>availabilityStatus</w:t>
-      </w:r>
-      <w:proofErr w:type="spellEnd"/>
-      <w:r>
-        <w:rPr>
-          <w:rFonts w:ascii="Consolas" w:eastAsia="Consolas" w:hAnsi="Consolas" w:cs="Consolas"/>
-          <w:sz w:val="18"/>
-          <w:szCs w:val="18"/>
-        </w:rPr>
-        <w:t xml:space="preserve"> VARCHAR(20)</w:t>
-      </w:r>
-    </w:p>
-    <w:p>
-      <w:r>
-        <w:rPr>
-          <w:rFonts w:ascii="Consolas" w:eastAsia="Consolas" w:hAnsi="Consolas" w:cs="Consolas"/>
-          <w:sz w:val="18"/>
-          <w:szCs w:val="18"/>
-        </w:rPr>
-        <w:t>);</w:t>
-      </w:r>
-    </w:p>
-    <w:p/>
-    <w:p>
-      <w:r>
-        <w:rPr>
-          <w:rFonts w:ascii="Consolas" w:eastAsia="Consolas" w:hAnsi="Consolas" w:cs="Consolas"/>
-          <w:sz w:val="18"/>
-          <w:szCs w:val="18"/>
-        </w:rPr>
-        <w:t xml:space="preserve">CREATE TABLE IF NOT EXISTS </w:t>
-      </w:r>
-      <w:proofErr w:type="spellStart"/>
-      <w:r>
-        <w:rPr>
-          <w:rFonts w:ascii="Consolas" w:eastAsia="Consolas" w:hAnsi="Consolas" w:cs="Consolas"/>
-          <w:sz w:val="18"/>
-          <w:szCs w:val="18"/>
-        </w:rPr>
-        <w:t>service_requests</w:t>
-      </w:r>
-      <w:proofErr w:type="spellEnd"/>
-      <w:r>
-        <w:rPr>
-          <w:rFonts w:ascii="Consolas" w:eastAsia="Consolas" w:hAnsi="Consolas" w:cs="Consolas"/>
-          <w:sz w:val="18"/>
-          <w:szCs w:val="18"/>
-        </w:rPr>
-        <w:t xml:space="preserve"> (</w:t>
-      </w:r>
-    </w:p>
-    <w:p>
-      <w:r>
-        <w:rPr>
-          <w:rFonts w:ascii="Consolas" w:eastAsia="Consolas" w:hAnsi="Consolas" w:cs="Consolas"/>
-          <w:sz w:val="18"/>
-          <w:szCs w:val="18"/>
-        </w:rPr>
-        <w:t xml:space="preserve">    </w:t>
-      </w:r>
-      <w:proofErr w:type="spellStart"/>
-      <w:r>
-        <w:rPr>
-          <w:rFonts w:ascii="Consolas" w:eastAsia="Consolas" w:hAnsi="Consolas" w:cs="Consolas"/>
-          <w:sz w:val="18"/>
-          <w:szCs w:val="18"/>
-        </w:rPr>
-        <w:t>requestId</w:t>
-      </w:r>
-      <w:proofErr w:type="spellEnd"/>
-      <w:r>
-        <w:rPr>
-          <w:rFonts w:ascii="Consolas" w:eastAsia="Consolas" w:hAnsi="Consolas" w:cs="Consolas"/>
-          <w:sz w:val="18"/>
-          <w:szCs w:val="18"/>
-        </w:rPr>
-        <w:t xml:space="preserve"> VARCHAR(50) PRIMARY KEY, source VARCHAR(50),</w:t>
-      </w:r>
-    </w:p>
-    <w:p>
-      <w:r>
-        <w:rPr>
-          <w:rFonts w:ascii="Consolas" w:eastAsia="Consolas" w:hAnsi="Consolas" w:cs="Consolas"/>
-          <w:sz w:val="18"/>
-          <w:szCs w:val="18"/>
-        </w:rPr>
-        <w:t xml:space="preserve">    destination VARCHAR(50), category VARCHAR(50), urgency VARCHAR(20),</w:t>
-      </w:r>
-    </w:p>
-    <w:p>
-      <w:r>
-        <w:rPr>
-          <w:rFonts w:ascii="Consolas" w:eastAsia="Consolas" w:hAnsi="Consolas" w:cs="Consolas"/>
-          <w:sz w:val="18"/>
-          <w:szCs w:val="18"/>
-        </w:rPr>
-        <w:t xml:space="preserve">    </w:t>
-      </w:r>
-      <w:proofErr w:type="spellStart"/>
-      <w:r>
-        <w:rPr>
-          <w:rFonts w:ascii="Consolas" w:eastAsia="Consolas" w:hAnsi="Consolas" w:cs="Consolas"/>
-          <w:sz w:val="18"/>
-          <w:szCs w:val="18"/>
-        </w:rPr>
-        <w:t>timeSubmitted</w:t>
-      </w:r>
-      <w:proofErr w:type="spellEnd"/>
-      <w:r>
-        <w:rPr>
-          <w:rFonts w:ascii="Consolas" w:eastAsia="Consolas" w:hAnsi="Consolas" w:cs="Consolas"/>
-          <w:sz w:val="18"/>
-          <w:szCs w:val="18"/>
-        </w:rPr>
-        <w:t xml:space="preserve"> TIMESTAMP, deadline TIMESTAMP, status VARCHAR(20)</w:t>
-      </w:r>
-    </w:p>
-    <w:p>
-      <w:r>
-        <w:rPr>
-          <w:rFonts w:ascii="Consolas" w:eastAsia="Consolas" w:hAnsi="Consolas" w:cs="Consolas"/>
-          <w:sz w:val="18"/>
-          <w:szCs w:val="18"/>
-        </w:rPr>
-        <w:t>);</w:t>
-      </w:r>
-    </w:p>
-    <w:p/>
-    <w:p>
-      <w:r>
-        <w:rPr>
-          <w:rFonts w:ascii="Consolas" w:eastAsia="Consolas" w:hAnsi="Consolas" w:cs="Consolas"/>
-          <w:sz w:val="18"/>
-          <w:szCs w:val="18"/>
-        </w:rPr>
-        <w:t xml:space="preserve">CREATE TABLE IF NOT EXISTS </w:t>
-      </w:r>
-      <w:proofErr w:type="spellStart"/>
-      <w:r>
-        <w:rPr>
-          <w:rFonts w:ascii="Consolas" w:eastAsia="Consolas" w:hAnsi="Consolas" w:cs="Consolas"/>
-          <w:sz w:val="18"/>
-          <w:szCs w:val="18"/>
-        </w:rPr>
-        <w:t>algorithm_runs</w:t>
-      </w:r>
-      <w:proofErr w:type="spellEnd"/>
-      <w:r>
-        <w:rPr>
-          <w:rFonts w:ascii="Consolas" w:eastAsia="Consolas" w:hAnsi="Consolas" w:cs="Consolas"/>
-          <w:sz w:val="18"/>
-          <w:szCs w:val="18"/>
-        </w:rPr>
-        <w:t xml:space="preserve"> (</w:t>
-      </w:r>
-    </w:p>
-    <w:p>
-      <w:r>
-        <w:rPr>
-          <w:rFonts w:ascii="Consolas" w:eastAsia="Consolas" w:hAnsi="Consolas" w:cs="Consolas"/>
-          <w:sz w:val="18"/>
-          <w:szCs w:val="18"/>
-        </w:rPr>
-        <w:t xml:space="preserve">    </w:t>
-      </w:r>
-      <w:proofErr w:type="spellStart"/>
-      <w:r>
-        <w:rPr>
-          <w:rFonts w:ascii="Consolas" w:eastAsia="Consolas" w:hAnsi="Consolas" w:cs="Consolas"/>
-          <w:sz w:val="18"/>
-          <w:szCs w:val="18"/>
-        </w:rPr>
-        <w:t>runId</w:t>
-      </w:r>
-      <w:proofErr w:type="spellEnd"/>
-      <w:r>
-        <w:rPr>
-          <w:rFonts w:ascii="Consolas" w:eastAsia="Consolas" w:hAnsi="Consolas" w:cs="Consolas"/>
-          <w:sz w:val="18"/>
-          <w:szCs w:val="18"/>
-        </w:rPr>
-        <w:t xml:space="preserve"> INTEGER PRIMARY KEY, </w:t>
-      </w:r>
-      <w:proofErr w:type="spellStart"/>
-      <w:r>
-        <w:rPr>
-          <w:rFonts w:ascii="Consolas" w:eastAsia="Consolas" w:hAnsi="Consolas" w:cs="Consolas"/>
-          <w:sz w:val="18"/>
-          <w:szCs w:val="18"/>
-        </w:rPr>
-        <w:t>algorithmName</w:t>
-      </w:r>
-      <w:proofErr w:type="spellEnd"/>
-      <w:r>
-        <w:rPr>
-          <w:rFonts w:ascii="Consolas" w:eastAsia="Consolas" w:hAnsi="Consolas" w:cs="Consolas"/>
-          <w:sz w:val="18"/>
-          <w:szCs w:val="18"/>
-        </w:rPr>
-        <w:t xml:space="preserve"> VARCHAR(100),</w:t>
-      </w:r>
-    </w:p>
-    <w:p>
-      <w:r>
-        <w:rPr>
-          <w:rFonts w:ascii="Consolas" w:eastAsia="Consolas" w:hAnsi="Consolas" w:cs="Consolas"/>
-          <w:sz w:val="18"/>
-          <w:szCs w:val="18"/>
-        </w:rPr>
-        <w:t xml:space="preserve">    </w:t>
-      </w:r>
-      <w:proofErr w:type="spellStart"/>
-      <w:r>
-        <w:rPr>
-          <w:rFonts w:ascii="Consolas" w:eastAsia="Consolas" w:hAnsi="Consolas" w:cs="Consolas"/>
-          <w:sz w:val="18"/>
-          <w:szCs w:val="18"/>
-        </w:rPr>
-        <w:t>inputSize</w:t>
-      </w:r>
-      <w:proofErr w:type="spellEnd"/>
-      <w:r>
-        <w:rPr>
-          <w:rFonts w:ascii="Consolas" w:eastAsia="Consolas" w:hAnsi="Consolas" w:cs="Consolas"/>
-          <w:sz w:val="18"/>
-          <w:szCs w:val="18"/>
-        </w:rPr>
-        <w:t xml:space="preserve"> INTEGER, </w:t>
-      </w:r>
-      <w:proofErr w:type="spellStart"/>
-      <w:r>
-        <w:rPr>
-          <w:rFonts w:ascii="Consolas" w:eastAsia="Consolas" w:hAnsi="Consolas" w:cs="Consolas"/>
-          <w:sz w:val="18"/>
-          <w:szCs w:val="18"/>
-        </w:rPr>
-        <w:t>timeNs</w:t>
-      </w:r>
-      <w:proofErr w:type="spellEnd"/>
-      <w:r>
-        <w:rPr>
-          <w:rFonts w:ascii="Consolas" w:eastAsia="Consolas" w:hAnsi="Consolas" w:cs="Consolas"/>
-          <w:sz w:val="18"/>
-          <w:szCs w:val="18"/>
-        </w:rPr>
-        <w:t xml:space="preserve"> BIGINT, </w:t>
-      </w:r>
-      <w:proofErr w:type="spellStart"/>
-      <w:r>
-        <w:rPr>
-          <w:rFonts w:ascii="Consolas" w:eastAsia="Consolas" w:hAnsi="Consolas" w:cs="Consolas"/>
-          <w:sz w:val="18"/>
-          <w:szCs w:val="18"/>
-        </w:rPr>
-        <w:t>memoryKb</w:t>
-      </w:r>
-      <w:proofErr w:type="spellEnd"/>
-      <w:r>
-        <w:rPr>
-          <w:rFonts w:ascii="Consolas" w:eastAsia="Consolas" w:hAnsi="Consolas" w:cs="Consolas"/>
-          <w:sz w:val="18"/>
-          <w:szCs w:val="18"/>
-        </w:rPr>
-        <w:t xml:space="preserve"> BIGINT, </w:t>
-      </w:r>
-      <w:proofErr w:type="spellStart"/>
-      <w:r>
-        <w:rPr>
-          <w:rFonts w:ascii="Consolas" w:eastAsia="Consolas" w:hAnsi="Consolas" w:cs="Consolas"/>
-          <w:sz w:val="18"/>
-          <w:szCs w:val="18"/>
-        </w:rPr>
-        <w:t>dateRun</w:t>
-      </w:r>
-      <w:proofErr w:type="spellEnd"/>
-      <w:r>
-        <w:rPr>
-          <w:rFonts w:ascii="Consolas" w:eastAsia="Consolas" w:hAnsi="Consolas" w:cs="Consolas"/>
-          <w:sz w:val="18"/>
-          <w:szCs w:val="18"/>
-        </w:rPr>
-        <w:t xml:space="preserve"> TIMESTAMP</w:t>
-      </w:r>
-    </w:p>
-    <w:p>
-      <w:r>
-        <w:rPr>
-          <w:rFonts w:ascii="Consolas" w:eastAsia="Consolas" w:hAnsi="Consolas" w:cs="Consolas"/>
-          <w:sz w:val="18"/>
-          <w:szCs w:val="18"/>
-        </w:rPr>
-        <w:t>);</w:t>
-      </w:r>
-    </w:p>
-    <w:p/>
-    <w:p>
-      <w:r>
-        <w:rPr>
-          <w:rFonts w:ascii="Consolas" w:eastAsia="Consolas" w:hAnsi="Consolas" w:cs="Consolas"/>
-          <w:sz w:val="18"/>
-          <w:szCs w:val="18"/>
-        </w:rPr>
-        <w:t xml:space="preserve">CREATE TABLE IF NOT EXISTS </w:t>
-      </w:r>
-      <w:proofErr w:type="spellStart"/>
-      <w:r>
-        <w:rPr>
-          <w:rFonts w:ascii="Consolas" w:eastAsia="Consolas" w:hAnsi="Consolas" w:cs="Consolas"/>
-          <w:sz w:val="18"/>
-          <w:szCs w:val="18"/>
-        </w:rPr>
-        <w:t>audit_events</w:t>
-      </w:r>
-      <w:proofErr w:type="spellEnd"/>
-      <w:r>
-        <w:rPr>
-          <w:rFonts w:ascii="Consolas" w:eastAsia="Consolas" w:hAnsi="Consolas" w:cs="Consolas"/>
-          <w:sz w:val="18"/>
-          <w:szCs w:val="18"/>
-        </w:rPr>
-        <w:t xml:space="preserve"> (</w:t>
-      </w:r>
-    </w:p>
-    <w:p>
-      <w:r>
-        <w:rPr>
-          <w:rFonts w:ascii="Consolas" w:eastAsia="Consolas" w:hAnsi="Consolas" w:cs="Consolas"/>
-          <w:sz w:val="18"/>
-          <w:szCs w:val="18"/>
-        </w:rPr>
-        <w:t xml:space="preserve">    </w:t>
-      </w:r>
-      <w:proofErr w:type="spellStart"/>
-      <w:r>
-        <w:rPr>
-          <w:rFonts w:ascii="Consolas" w:eastAsia="Consolas" w:hAnsi="Consolas" w:cs="Consolas"/>
-          <w:sz w:val="18"/>
-          <w:szCs w:val="18"/>
-        </w:rPr>
-        <w:t>event_id</w:t>
-      </w:r>
-      <w:proofErr w:type="spellEnd"/>
-      <w:r>
-        <w:rPr>
-          <w:rFonts w:ascii="Consolas" w:eastAsia="Consolas" w:hAnsi="Consolas" w:cs="Consolas"/>
-          <w:sz w:val="18"/>
-          <w:szCs w:val="18"/>
-        </w:rPr>
-        <w:t xml:space="preserve"> INTEGER PRIMARY KEY, </w:t>
-      </w:r>
-      <w:proofErr w:type="spellStart"/>
-      <w:r>
-        <w:rPr>
-          <w:rFonts w:ascii="Consolas" w:eastAsia="Consolas" w:hAnsi="Consolas" w:cs="Consolas"/>
-          <w:sz w:val="18"/>
-          <w:szCs w:val="18"/>
-        </w:rPr>
-        <w:t>event_type</w:t>
-      </w:r>
-      <w:proofErr w:type="spellEnd"/>
-      <w:r>
-        <w:rPr>
-          <w:rFonts w:ascii="Consolas" w:eastAsia="Consolas" w:hAnsi="Consolas" w:cs="Consolas"/>
-          <w:sz w:val="18"/>
-          <w:szCs w:val="18"/>
-        </w:rPr>
-        <w:t xml:space="preserve"> VARCHAR(50),</w:t>
-      </w:r>
-    </w:p>
-    <w:p>
-      <w:r>
-        <w:rPr>
-          <w:rFonts w:ascii="Consolas" w:eastAsia="Consolas" w:hAnsi="Consolas" w:cs="Consolas"/>
-          <w:sz w:val="18"/>
-          <w:szCs w:val="18"/>
-        </w:rPr>
-        <w:t xml:space="preserve">    description VARCHAR(255), </w:t>
-      </w:r>
-      <w:proofErr w:type="spellStart"/>
-      <w:r>
-        <w:rPr>
-          <w:rFonts w:ascii="Consolas" w:eastAsia="Consolas" w:hAnsi="Consolas" w:cs="Consolas"/>
-          <w:sz w:val="18"/>
-          <w:szCs w:val="18"/>
-        </w:rPr>
-        <w:t>related_request_id</w:t>
-      </w:r>
-      <w:proofErr w:type="spellEnd"/>
-      <w:r>
-        <w:rPr>
-          <w:rFonts w:ascii="Consolas" w:eastAsia="Consolas" w:hAnsi="Consolas" w:cs="Consolas"/>
-          <w:sz w:val="18"/>
-          <w:szCs w:val="18"/>
-        </w:rPr>
-        <w:t xml:space="preserve"> VARCHAR(50), timestamp </w:t>
-      </w:r>
-      <w:proofErr w:type="spellStart"/>
-      <w:r>
-        <w:rPr>
-          <w:rFonts w:ascii="Consolas" w:eastAsia="Consolas" w:hAnsi="Consolas" w:cs="Consolas"/>
-          <w:sz w:val="18"/>
-          <w:szCs w:val="18"/>
-        </w:rPr>
-        <w:t>TIMESTAMP</w:t>
-      </w:r>
-      <w:proofErr w:type="spellEnd"/>
-    </w:p>
-    <w:p>
-      <w:r>
-        <w:rPr>
-          <w:rFonts w:ascii="Consolas" w:eastAsia="Consolas" w:hAnsi="Consolas" w:cs="Consolas"/>
-          <w:sz w:val="18"/>
-          <w:szCs w:val="18"/>
-        </w:rPr>
         <w:lastRenderedPageBreak/>
         <w:t>);</w:t>
       </w:r>
@@ -2400,55 +1772,7 @@
           <w:i/>
           <w:iCs/>
         </w:rPr>
-        <w:t xml:space="preserve">Note: </w:t>
-      </w:r>
-      <w:proofErr w:type="spellStart"/>
-      <w:r>
-        <w:rPr>
-          <w:i/>
-          <w:iCs/>
-        </w:rPr>
-        <w:t>audit_events</w:t>
-      </w:r>
-      <w:proofErr w:type="spellEnd"/>
-      <w:r>
-        <w:rPr>
-          <w:i/>
-          <w:iCs/>
-        </w:rPr>
-        <w:t xml:space="preserve"> uses </w:t>
-      </w:r>
-      <w:proofErr w:type="spellStart"/>
-      <w:r>
-        <w:rPr>
-          <w:i/>
-          <w:iCs/>
-        </w:rPr>
-        <w:t>snake_case</w:t>
-      </w:r>
-      <w:proofErr w:type="spellEnd"/>
-      <w:r>
-        <w:rPr>
-          <w:i/>
-          <w:iCs/>
-        </w:rPr>
-        <w:t xml:space="preserve"> column names — corrected during Part 15 integration (see Section 8) to match </w:t>
-      </w:r>
-      <w:proofErr w:type="spellStart"/>
-      <w:r>
-        <w:rPr>
-          <w:i/>
-          <w:iCs/>
-        </w:rPr>
-        <w:t>AuditLogger's</w:t>
-      </w:r>
-      <w:proofErr w:type="spellEnd"/>
-      <w:r>
-        <w:rPr>
-          <w:i/>
-          <w:iCs/>
-        </w:rPr>
-        <w:t xml:space="preserve"> existing insert/query statements.</w:t>
+        <w:t xml:space="preserve">Note: audit_events uses snake_case column names — corrected during Part 15 integration (see Section 8) to match AuditLogger's existing insert/query statements.</w:t>
       </w:r>
     </w:p>
     <w:p>
@@ -2483,23 +1807,7 @@
         <w:spacing w:after="60"/>
       </w:pPr>
       <w:r>
-        <w:t xml:space="preserve">Rule 2 — Hash Table Capacity: initial capacity = sum of the last two digits of each </w:t>
-      </w:r>
-      <w:proofErr w:type="gramStart"/>
-      <w:r>
-        <w:t>Level-300</w:t>
-      </w:r>
-      <w:proofErr w:type="gramEnd"/>
-      <w:r>
-        <w:t xml:space="preserve"> member's index number, x10. Index numbers 22045903, 22244923, 22050404, 22044996, 22146430 -&gt; sum = 03+23+04+96+30 = 156 -&gt; capacity parameter 156 (x10 applied internally by </w:t>
-      </w:r>
-      <w:proofErr w:type="spellStart"/>
-      <w:r>
-        <w:t>CustomHashTable</w:t>
-      </w:r>
-      <w:proofErr w:type="spellEnd"/>
-      <w:r>
-        <w:t>).</w:t>
+        <w:t xml:space="preserve">Rule 2 — Hash Table Capacity: initial capacity = sum of the last two digits of each Level-300 member's index number, x10. Index numbers 22045903, 22244923, 22050404, 22044996, 22146430 -&gt; sum = 03+23+04+96+30 = 156 -&gt; capacity parameter 156 (x10 applied internally by CustomHashTable).</w:t>
       </w:r>
     </w:p>
     <w:p>
@@ -2512,15 +1820,7 @@
         <w:spacing w:after="60"/>
       </w:pPr>
       <w:r>
-        <w:t xml:space="preserve">Rule 3 — Priority Shift: digit-sum of the Priority Queue implementer's index number determines which category (IT_SUPPORT or SANITATION) receives a </w:t>
-      </w:r>
-      <w:proofErr w:type="gramStart"/>
-      <w:r>
-        <w:t>+10 priority</w:t>
-      </w:r>
-      <w:proofErr w:type="gramEnd"/>
-      <w:r>
-        <w:t xml:space="preserve"> boost.</w:t>
+        <w:t xml:space="preserve">Rule 3 — Priority Shift: digit-sum of the Priority Queue implementer's index number determines which category (IT_SUPPORT or SANITATION) receives a +10 priority boost.</w:t>
       </w:r>
     </w:p>
     <w:p>
@@ -2543,15 +1843,7 @@
         <w:spacing w:after="120"/>
       </w:pPr>
       <w:r>
-        <w:t xml:space="preserve">The system is organised into ten required modules (M1-M10), implemented across five top-level packages: structures, algorithms, operations, database, and performance, plus a </w:t>
-      </w:r>
-      <w:proofErr w:type="spellStart"/>
-      <w:r>
-        <w:t>ui</w:t>
-      </w:r>
-      <w:proofErr w:type="spellEnd"/>
-      <w:r>
-        <w:t xml:space="preserve"> package added in Part 15 for the graphical demonstration layer.</w:t>
+        <w:t xml:space="preserve">The system is organised into ten required modules (M1-M10), implemented across five top-level packages: structures, algorithms, operations, database, and performance, plus a ui package added in Part 15 for the graphical demonstration layer.</w:t>
       </w:r>
     </w:p>
     <w:tbl>
@@ -2913,47 +2205,7 @@
         <w:spacing w:after="120"/>
       </w:pPr>
       <w:r>
-        <w:t xml:space="preserve">The team chose a Java Swing desktop application over a console menu as the demonstration layer (the brief permits </w:t>
-      </w:r>
-      <w:proofErr w:type="gramStart"/>
-      <w:r>
-        <w:t>either —</w:t>
-      </w:r>
-      <w:proofErr w:type="gramEnd"/>
-      <w:r>
-        <w:t xml:space="preserve"> Section 8). </w:t>
-      </w:r>
-      <w:proofErr w:type="spellStart"/>
-      <w:r>
-        <w:t>MainUI</w:t>
-      </w:r>
-      <w:proofErr w:type="spellEnd"/>
-      <w:r>
-        <w:t xml:space="preserve"> is a single </w:t>
-      </w:r>
-      <w:proofErr w:type="spellStart"/>
-      <w:r>
-        <w:t>JFrame</w:t>
-      </w:r>
-      <w:proofErr w:type="spellEnd"/>
-      <w:r>
-        <w:t xml:space="preserve"> containing a </w:t>
-      </w:r>
-      <w:proofErr w:type="spellStart"/>
-      <w:r>
-        <w:t>JTabbedPane</w:t>
-      </w:r>
-      <w:proofErr w:type="spellEnd"/>
-      <w:r>
-        <w:t xml:space="preserve"> with five tabs, each a self-contained </w:t>
-      </w:r>
-      <w:proofErr w:type="spellStart"/>
-      <w:r>
-        <w:t>JPanel</w:t>
-      </w:r>
-      <w:proofErr w:type="spellEnd"/>
-      <w:r>
-        <w:t xml:space="preserve"> calling directly into the existing operations layer with no duplicated business logic:</w:t>
+        <w:t xml:space="preserve">The team chose a Java Swing desktop application over a console menu as the demonstration layer (the brief permits either — Section 8). MainUI is a single JFrame containing a JTabbedPane with five tabs, each a self-contained JPanel calling directly into the existing operations layer with no duplicated business logic:</w:t>
       </w:r>
     </w:p>
     <w:tbl>
@@ -3053,25 +2305,18 @@
             <w:tcW w:w="2400" w:type="dxa"/>
           </w:tcPr>
           <w:p>
-            <w:proofErr w:type="spellStart"/>
             <w:r>
               <w:t>PathFinderPanel</w:t>
             </w:r>
-            <w:proofErr w:type="spellEnd"/>
-          </w:p>
-        </w:tc>
-        <w:tc>
-          <w:tcPr>
-            <w:tcW w:w="2400" w:type="dxa"/>
-          </w:tcPr>
-          <w:p>
-            <w:proofErr w:type="spellStart"/>
-            <w:r>
-              <w:t>ShortestPathFinder</w:t>
-            </w:r>
-            <w:proofErr w:type="spellEnd"/>
-            <w:r>
-              <w:t xml:space="preserve"> (Dijkstra)</w:t>
+          </w:p>
+        </w:tc>
+        <w:tc>
+          <w:tcPr>
+            <w:tcW w:w="2400" w:type="dxa"/>
+          </w:tcPr>
+          <w:p>
+            <w:r>
+              <w:t xml:space="preserve">ShortestPathFinder (Dijkstra)</w:t>
             </w:r>
           </w:p>
         </w:tc>
@@ -3098,25 +2343,18 @@
             <w:tcW w:w="2400" w:type="dxa"/>
           </w:tcPr>
           <w:p>
-            <w:proofErr w:type="spellStart"/>
             <w:r>
               <w:t>DispatchPanel</w:t>
             </w:r>
-            <w:proofErr w:type="spellEnd"/>
-          </w:p>
-        </w:tc>
-        <w:tc>
-          <w:tcPr>
-            <w:tcW w:w="2400" w:type="dxa"/>
-          </w:tcPr>
-          <w:p>
-            <w:proofErr w:type="spellStart"/>
-            <w:r>
-              <w:t>DispatchModeComparer</w:t>
-            </w:r>
-            <w:proofErr w:type="spellEnd"/>
-            <w:r>
-              <w:t xml:space="preserve"> (FIFO / Circular Queue / Priority Heap)</w:t>
+          </w:p>
+        </w:tc>
+        <w:tc>
+          <w:tcPr>
+            <w:tcW w:w="2400" w:type="dxa"/>
+          </w:tcPr>
+          <w:p>
+            <w:r>
+              <w:t xml:space="preserve">DispatchModeComparer (FIFO / Circular Queue / Priority Heap)</w:t>
             </w:r>
           </w:p>
         </w:tc>
@@ -3143,25 +2381,18 @@
             <w:tcW w:w="2400" w:type="dxa"/>
           </w:tcPr>
           <w:p>
-            <w:proofErr w:type="spellStart"/>
             <w:r>
               <w:t>LookupPanel</w:t>
             </w:r>
-            <w:proofErr w:type="spellEnd"/>
-          </w:p>
-        </w:tc>
-        <w:tc>
-          <w:tcPr>
-            <w:tcW w:w="2400" w:type="dxa"/>
-          </w:tcPr>
-          <w:p>
-            <w:proofErr w:type="spellStart"/>
-            <w:r>
-              <w:t>TicketLookupEngine</w:t>
-            </w:r>
-            <w:proofErr w:type="spellEnd"/>
-            <w:r>
-              <w:t xml:space="preserve"> (custom hash table)</w:t>
+          </w:p>
+        </w:tc>
+        <w:tc>
+          <w:tcPr>
+            <w:tcW w:w="2400" w:type="dxa"/>
+          </w:tcPr>
+          <w:p>
+            <w:r>
+              <w:t xml:space="preserve">TicketLookupEngine (custom hash table)</w:t>
             </w:r>
           </w:p>
         </w:tc>
@@ -3188,31 +2419,19 @@
             <w:tcW w:w="2400" w:type="dxa"/>
           </w:tcPr>
           <w:p>
-            <w:proofErr w:type="spellStart"/>
             <w:r>
               <w:t>OptimizerPanel</w:t>
             </w:r>
-            <w:proofErr w:type="spellEnd"/>
-          </w:p>
-        </w:tc>
-        <w:tc>
-          <w:tcPr>
-            <w:tcW w:w="2400" w:type="dxa"/>
-          </w:tcPr>
-          <w:p>
-            <w:proofErr w:type="spellStart"/>
-            <w:r>
-              <w:t>ResourceOptimizer</w:t>
-            </w:r>
-            <w:proofErr w:type="spellEnd"/>
-            <w:r>
-              <w:t xml:space="preserve"> + </w:t>
-            </w:r>
-            <w:proofErr w:type="spellStart"/>
-            <w:r>
-              <w:t>AuditLogger</w:t>
-            </w:r>
-            <w:proofErr w:type="spellEnd"/>
+          </w:p>
+        </w:tc>
+        <w:tc>
+          <w:tcPr>
+            <w:tcW w:w="2400" w:type="dxa"/>
+          </w:tcPr>
+          <w:p>
+            <w:r>
+              <w:t xml:space="preserve">ResourceOptimizer + AuditLogger</w:t>
+            </w:r>
           </w:p>
         </w:tc>
       </w:tr>
@@ -3248,13 +2467,8 @@
             <w:tcW w:w="2400" w:type="dxa"/>
           </w:tcPr>
           <w:p>
-            <w:proofErr w:type="spellStart"/>
-            <w:r>
-              <w:t>BenchmarkRunner</w:t>
-            </w:r>
-            <w:proofErr w:type="spellEnd"/>
-            <w:r>
-              <w:t xml:space="preserve"> + saved performance graphs</w:t>
+            <w:r>
+              <w:t xml:space="preserve">BenchmarkRunner + saved performance graphs</w:t>
             </w:r>
           </w:p>
         </w:tc>
@@ -3270,15 +2484,7 @@
         <w:spacing w:after="120"/>
       </w:pPr>
       <w:r>
-        <w:t xml:space="preserve">Long-running operations (path finding, index building, optimizer runs, benchmark suites) execute on a background </w:t>
-      </w:r>
-      <w:proofErr w:type="spellStart"/>
-      <w:r>
-        <w:t>SwingWorker</w:t>
-      </w:r>
-      <w:proofErr w:type="spellEnd"/>
-      <w:r>
-        <w:t xml:space="preserve"> thread so the interface stays responsive.</w:t>
+        <w:t xml:space="preserve">Long-running operations (path finding, index building, optimizer runs, benchmark suites) execute on a background SwingWorker thread so the interface stays responsive.</w:t>
       </w:r>
     </w:p>
     <w:p>
@@ -3431,13 +2637,8 @@
             <w:tcW w:w="2400" w:type="dxa"/>
           </w:tcPr>
           <w:p>
-            <w:proofErr w:type="spellStart"/>
-            <w:r>
-              <w:t>src</w:t>
-            </w:r>
-            <w:proofErr w:type="spellEnd"/>
-            <w:r>
-              <w:t>/structures/DynamicArray.java</w:t>
+            <w:r>
+              <w:t>src/structures/DynamicArray.java</w:t>
             </w:r>
           </w:p>
         </w:tc>
@@ -3484,13 +2685,8 @@
             <w:tcW w:w="2400" w:type="dxa"/>
           </w:tcPr>
           <w:p>
-            <w:proofErr w:type="spellStart"/>
-            <w:r>
-              <w:t>src</w:t>
-            </w:r>
-            <w:proofErr w:type="spellEnd"/>
-            <w:r>
-              <w:t>/structures/CustomLinkedList.java</w:t>
+            <w:r>
+              <w:t>src/structures/CustomLinkedList.java</w:t>
             </w:r>
           </w:p>
         </w:tc>
@@ -3527,33 +2723,18 @@
             <w:tcW w:w="2400" w:type="dxa"/>
           </w:tcPr>
           <w:p>
-            <w:proofErr w:type="spellStart"/>
-            <w:r>
-              <w:t>Almad</w:t>
-            </w:r>
-            <w:proofErr w:type="spellEnd"/>
-            <w:r>
-              <w:t xml:space="preserve"> </w:t>
-            </w:r>
-            <w:proofErr w:type="spellStart"/>
-            <w:r>
-              <w:t>Marzuk</w:t>
-            </w:r>
-            <w:proofErr w:type="spellEnd"/>
-          </w:p>
-        </w:tc>
-        <w:tc>
-          <w:tcPr>
-            <w:tcW w:w="2400" w:type="dxa"/>
-          </w:tcPr>
-          <w:p>
-            <w:proofErr w:type="spellStart"/>
-            <w:r>
-              <w:t>src</w:t>
-            </w:r>
-            <w:proofErr w:type="spellEnd"/>
-            <w:r>
-              <w:t>/structures/CustomStack.java, operations/AuditLogger.java</w:t>
+            <w:r>
+              <w:t xml:space="preserve">Almad Marzuk</w:t>
+            </w:r>
+          </w:p>
+        </w:tc>
+        <w:tc>
+          <w:tcPr>
+            <w:tcW w:w="2400" w:type="dxa"/>
+          </w:tcPr>
+          <w:p>
+            <w:r>
+              <w:t>src/structures/CustomStack.java, operations/AuditLogger.java</w:t>
             </w:r>
           </w:p>
         </w:tc>
@@ -3600,13 +2781,8 @@
             <w:tcW w:w="2400" w:type="dxa"/>
           </w:tcPr>
           <w:p>
-            <w:proofErr w:type="spellStart"/>
-            <w:r>
-              <w:t>src</w:t>
-            </w:r>
-            <w:proofErr w:type="spellEnd"/>
-            <w:r>
-              <w:t>/structures/CustomQueue.java, CircularQueue.java</w:t>
+            <w:r>
+              <w:t>src/structures/CustomQueue.java, CircularQueue.java</w:t>
             </w:r>
           </w:p>
         </w:tc>
@@ -3644,27 +2820,17 @@
           </w:tcPr>
           <w:p>
             <w:r>
-              <w:t xml:space="preserve">Anaam Francis </w:t>
-            </w:r>
-            <w:proofErr w:type="spellStart"/>
-            <w:r>
-              <w:t>Asiaktewon</w:t>
-            </w:r>
-            <w:proofErr w:type="spellEnd"/>
-          </w:p>
-        </w:tc>
-        <w:tc>
-          <w:tcPr>
-            <w:tcW w:w="2400" w:type="dxa"/>
-          </w:tcPr>
-          <w:p>
-            <w:proofErr w:type="spellStart"/>
-            <w:r>
-              <w:t>src</w:t>
-            </w:r>
-            <w:proofErr w:type="spellEnd"/>
-            <w:r>
-              <w:t>/structures/CustomDeque.java</w:t>
+              <w:t xml:space="preserve">Anaam Francis Asiaktewon</w:t>
+            </w:r>
+          </w:p>
+        </w:tc>
+        <w:tc>
+          <w:tcPr>
+            <w:tcW w:w="2400" w:type="dxa"/>
+          </w:tcPr>
+          <w:p>
+            <w:r>
+              <w:t>src/structures/CustomDeque.java</w:t>
             </w:r>
           </w:p>
         </w:tc>
@@ -3711,29 +2877,19 @@
             <w:tcW w:w="2400" w:type="dxa"/>
           </w:tcPr>
           <w:p>
-            <w:proofErr w:type="spellStart"/>
-            <w:r>
-              <w:t>src</w:t>
-            </w:r>
-            <w:proofErr w:type="spellEnd"/>
-            <w:r>
-              <w:t>/operations/CustomHeap.java</w:t>
-            </w:r>
-          </w:p>
-        </w:tc>
-        <w:tc>
-          <w:tcPr>
-            <w:tcW w:w="2400" w:type="dxa"/>
-          </w:tcPr>
-          <w:p>
-            <w:r>
-              <w:t xml:space="preserve">Implemented — used by Dijkstra and </w:t>
-            </w:r>
-            <w:proofErr w:type="spellStart"/>
-            <w:r>
-              <w:t>ResourceOptimizer</w:t>
-            </w:r>
-            <w:proofErr w:type="spellEnd"/>
+            <w:r>
+              <w:t>src/operations/CustomHeap.java</w:t>
+            </w:r>
+          </w:p>
+        </w:tc>
+        <w:tc>
+          <w:tcPr>
+            <w:tcW w:w="2400" w:type="dxa"/>
+          </w:tcPr>
+          <w:p>
+            <w:r>
+              <w:t xml:space="preserve">Implemented — used by Dijkstra and ResourceOptimizer</w:t>
+            </w:r>
           </w:p>
         </w:tc>
       </w:tr>
@@ -3769,13 +2925,8 @@
             <w:tcW w:w="2400" w:type="dxa"/>
           </w:tcPr>
           <w:p>
-            <w:proofErr w:type="spellStart"/>
-            <w:r>
-              <w:t>src</w:t>
-            </w:r>
-            <w:proofErr w:type="spellEnd"/>
-            <w:r>
-              <w:t>/main/java/com/allocation/structures/BST.java</w:t>
+            <w:r>
+              <w:t>src/main/java/com/allocation/structures/BST.java</w:t>
             </w:r>
           </w:p>
         </w:tc>
@@ -3813,30 +2964,17 @@
           </w:tcPr>
           <w:p>
             <w:r>
-              <w:t xml:space="preserve">Gabriel </w:t>
-            </w:r>
-            <w:proofErr w:type="spellStart"/>
-            <w:r>
-              <w:t>Ofobiri</w:t>
-            </w:r>
-            <w:proofErr w:type="spellEnd"/>
-            <w:r>
-              <w:t xml:space="preserve"> Twum</w:t>
-            </w:r>
-          </w:p>
-        </w:tc>
-        <w:tc>
-          <w:tcPr>
-            <w:tcW w:w="2400" w:type="dxa"/>
-          </w:tcPr>
-          <w:p>
-            <w:proofErr w:type="spellStart"/>
-            <w:r>
-              <w:t>src</w:t>
-            </w:r>
-            <w:proofErr w:type="spellEnd"/>
-            <w:r>
-              <w:t>/main/java/com/allocation/structures/RedBlackTree.java</w:t>
+              <w:t xml:space="preserve">Gabriel Ofobiri Twum</w:t>
+            </w:r>
+          </w:p>
+        </w:tc>
+        <w:tc>
+          <w:tcPr>
+            <w:tcW w:w="2400" w:type="dxa"/>
+          </w:tcPr>
+          <w:p>
+            <w:r>
+              <w:t>src/main/java/com/allocation/structures/RedBlackTree.java</w:t>
             </w:r>
           </w:p>
         </w:tc>
@@ -3874,27 +3012,17 @@
           </w:tcPr>
           <w:p>
             <w:r>
-              <w:t xml:space="preserve">Crystal </w:t>
-            </w:r>
-            <w:proofErr w:type="spellStart"/>
-            <w:r>
-              <w:t>Hazekawa</w:t>
-            </w:r>
-            <w:proofErr w:type="spellEnd"/>
-          </w:p>
-        </w:tc>
-        <w:tc>
-          <w:tcPr>
-            <w:tcW w:w="2400" w:type="dxa"/>
-          </w:tcPr>
-          <w:p>
-            <w:proofErr w:type="spellStart"/>
-            <w:r>
-              <w:t>src</w:t>
-            </w:r>
-            <w:proofErr w:type="spellEnd"/>
-            <w:r>
-              <w:t>/structures/BTree.java</w:t>
+              <w:t xml:space="preserve">Crystal Hazekawa</w:t>
+            </w:r>
+          </w:p>
+        </w:tc>
+        <w:tc>
+          <w:tcPr>
+            <w:tcW w:w="2400" w:type="dxa"/>
+          </w:tcPr>
+          <w:p>
+            <w:r>
+              <w:t>src/structures/BTree.java</w:t>
             </w:r>
           </w:p>
         </w:tc>
@@ -3941,13 +3069,8 @@
             <w:tcW w:w="2400" w:type="dxa"/>
           </w:tcPr>
           <w:p>
-            <w:proofErr w:type="spellStart"/>
-            <w:r>
-              <w:t>src</w:t>
-            </w:r>
-            <w:proofErr w:type="spellEnd"/>
-            <w:r>
-              <w:t>/operations/CustomHashTable.java</w:t>
+            <w:r>
+              <w:t>src/operations/CustomHashTable.java</w:t>
             </w:r>
           </w:p>
         </w:tc>
@@ -3995,17 +3118,17 @@
           </w:tcPr>
           <w:p>
             <w:r>
-              <w:t>— not found in repository —</w:t>
-            </w:r>
-          </w:p>
-        </w:tc>
-        <w:tc>
-          <w:tcPr>
-            <w:tcW w:w="2400" w:type="dxa"/>
-          </w:tcPr>
-          <w:p>
-            <w:r>
-              <w:t>NOT YET IMPLEMENTED</w:t>
+              <w:t>src/structures/CustomSet.java, CustomMap.java</w:t>
+            </w:r>
+          </w:p>
+        </w:tc>
+        <w:tc>
+          <w:tcPr>
+            <w:tcW w:w="2400" w:type="dxa"/>
+          </w:tcPr>
+          <w:p>
+            <w:r>
+              <w:t>Implemented</w:t>
             </w:r>
           </w:p>
         </w:tc>
@@ -4042,13 +3165,8 @@
             <w:tcW w:w="2400" w:type="dxa"/>
           </w:tcPr>
           <w:p>
-            <w:proofErr w:type="spellStart"/>
-            <w:r>
-              <w:t>src</w:t>
-            </w:r>
-            <w:proofErr w:type="spellEnd"/>
-            <w:r>
-              <w:t>/structures/DisjointSet.java</w:t>
+            <w:r>
+              <w:t>src/structures/DisjointSet.java</w:t>
             </w:r>
           </w:p>
         </w:tc>
@@ -4095,13 +3213,8 @@
             <w:tcW w:w="2400" w:type="dxa"/>
           </w:tcPr>
           <w:p>
-            <w:proofErr w:type="spellStart"/>
-            <w:r>
-              <w:t>src</w:t>
-            </w:r>
-            <w:proofErr w:type="spellEnd"/>
-            <w:r>
-              <w:t>/structures/Graph.java</w:t>
+            <w:r>
+              <w:t>src/structures/Graph.java</w:t>
             </w:r>
           </w:p>
         </w:tc>
@@ -4131,206 +3244,46 @@
           <w:i/>
           <w:iCs/>
         </w:rPr>
-        <w:t xml:space="preserve">CONFIRMED GAP (21 August 2026): a full symbol search across the repository in IntelliJ found no </w:t>
-      </w:r>
-      <w:proofErr w:type="spellStart"/>
+        <w:t xml:space="preserve">RESOLVED (22 August 2026): the CustomSet/CustomMap gap flagged on 21 August has been closed. structures/CustomMap.java wraps operations/CustomHashTable.java directly (put/get/containsKey/remove/keys), and structures/CustomSet.java wraps CustomMap using a constant sentinel value for presence (add/contains/remove/elements) — satisfying Section 6's “custom set/map on top of hash table or BST” requirement with no java.util.HashSet/HashMap involved. Both have JUnit coverage (CustomSetTest.java, CustomMapTest.java) demonstrating a real membership/lookup use case: checking an incoming request's category against the set of supported categories, and looking up a location's name by id.</w:t>
+      </w:r>
+    </w:p>
+    <w:p>
+      <w:pPr>
+        <w:spacing w:after="120"/>
+      </w:pPr>
       <w:r>
         <w:rPr>
           <w:i/>
           <w:iCs/>
         </w:rPr>
-        <w:t>CustomSet</w:t>
-      </w:r>
-      <w:proofErr w:type="spellEnd"/>
+        <w:t xml:space="preserve">Correction (22 August 2026) to the note above: further investigation found the src/structures/ CustomHeap/UrgentDispatcher pair was NOT actually unused — structures.CustomHeap was reached from the Dispatch Modes tab (DispatchPanel → DispatchModeComparer → structures.UrgentDispatcher) and from Prim's algorithm in MST.java, while operations.CustomHeap was reached from the Path Finder tab (Dijkstra) and the Resource Optimizer tab. Both were genuinely load-bearing, so deleting either would have broken a working GUI tab. Instead, the two implementations were merged into a single canonical structures/CustomHeap.java supporting both call patterns (a comparator-driven insert()/extractTop() and an explicit-priority insert(item, priority)/extractMax()), and every call site — ShortestPathFinder, ResourceOptimizer, UrgentDispatcher, DispatchModeComparer, MST, BenchmarkRunner — now points at that one class. structures/HeapComparator.java replaces the old operations/HeapComparator.java the same way. There is now exactly one heap implementation in the project.</w:t>
+      </w:r>
+    </w:p>
+    <w:p>
+      <w:r>
+        <w:br w:type="page"/>
+      </w:r>
+    </w:p>
+    <w:p>
+      <w:pPr>
+        <w:pStyle w:val="Heading1"/>
+        <w:spacing w:before="300" w:after="150"/>
+      </w:pPr>
+      <w:r>
+        <w:lastRenderedPageBreak/>
+        <w:t>5. Algorithm Implementation</w:t>
+      </w:r>
+    </w:p>
+    <w:p>
+      <w:pPr>
+        <w:spacing w:after="120"/>
+      </w:pPr>
       <w:r>
         <w:rPr>
           <w:i/>
           <w:iCs/>
         </w:rPr>
-        <w:t xml:space="preserve"> or </w:t>
-      </w:r>
-      <w:proofErr w:type="spellStart"/>
-      <w:r>
-        <w:rPr>
-          <w:i/>
-          <w:iCs/>
-        </w:rPr>
-        <w:t>CustomMap</w:t>
-      </w:r>
-      <w:proofErr w:type="spellEnd"/>
-      <w:r>
-        <w:rPr>
-          <w:i/>
-          <w:iCs/>
-        </w:rPr>
-        <w:t xml:space="preserve"> class anywhere in the codebase. Section 6 of the brief requires a custom set/map (built on a hash table or BST). This structure still needs to be implemented before submission — flagged to Margaret Narnor and the team lead.</w:t>
-      </w:r>
-    </w:p>
-    <w:p>
-      <w:pPr>
-        <w:spacing w:after="120"/>
-      </w:pPr>
-      <w:r>
-        <w:rPr>
-          <w:i/>
-          <w:iCs/>
-        </w:rPr>
-        <w:t xml:space="preserve">Known integration note: an earlier, unused </w:t>
-      </w:r>
-      <w:proofErr w:type="spellStart"/>
-      <w:r>
-        <w:rPr>
-          <w:i/>
-          <w:iCs/>
-        </w:rPr>
-        <w:t>CustomHeap</w:t>
-      </w:r>
-      <w:proofErr w:type="spellEnd"/>
-      <w:r>
-        <w:rPr>
-          <w:i/>
-          <w:iCs/>
-        </w:rPr>
-        <w:t xml:space="preserve"> and </w:t>
-      </w:r>
-      <w:proofErr w:type="spellStart"/>
-      <w:r>
-        <w:rPr>
-          <w:i/>
-          <w:iCs/>
-        </w:rPr>
-        <w:t>UrgentDispatcher</w:t>
-      </w:r>
-      <w:proofErr w:type="spellEnd"/>
-      <w:r>
-        <w:rPr>
-          <w:i/>
-          <w:iCs/>
-        </w:rPr>
-        <w:t xml:space="preserve"> variant exist under </w:t>
-      </w:r>
-      <w:proofErr w:type="spellStart"/>
-      <w:r>
-        <w:rPr>
-          <w:i/>
-          <w:iCs/>
-        </w:rPr>
-        <w:t>src</w:t>
-      </w:r>
-      <w:proofErr w:type="spellEnd"/>
-      <w:r>
-        <w:rPr>
-          <w:i/>
-          <w:iCs/>
-        </w:rPr>
-        <w:t xml:space="preserve">/structures/ (built on </w:t>
-      </w:r>
-      <w:proofErr w:type="spellStart"/>
-      <w:r>
-        <w:rPr>
-          <w:i/>
-          <w:iCs/>
-        </w:rPr>
-        <w:t>java.util.ArrayList</w:t>
-      </w:r>
-      <w:proofErr w:type="spellEnd"/>
-      <w:r>
-        <w:rPr>
-          <w:i/>
-          <w:iCs/>
-        </w:rPr>
-        <w:t xml:space="preserve"> internally). The versions </w:t>
-      </w:r>
-      <w:proofErr w:type="gramStart"/>
-      <w:r>
-        <w:rPr>
-          <w:i/>
-          <w:iCs/>
-        </w:rPr>
-        <w:t>actually wired</w:t>
-      </w:r>
-      <w:proofErr w:type="gramEnd"/>
-      <w:r>
-        <w:rPr>
-          <w:i/>
-          <w:iCs/>
-        </w:rPr>
-        <w:t xml:space="preserve"> into </w:t>
-      </w:r>
-      <w:proofErr w:type="spellStart"/>
-      <w:r>
-        <w:rPr>
-          <w:i/>
-          <w:iCs/>
-        </w:rPr>
-        <w:t>ShortestPathFinder</w:t>
-      </w:r>
-      <w:proofErr w:type="spellEnd"/>
-      <w:r>
-        <w:rPr>
-          <w:i/>
-          <w:iCs/>
-        </w:rPr>
-        <w:t xml:space="preserve">, </w:t>
-      </w:r>
-      <w:proofErr w:type="spellStart"/>
-      <w:r>
-        <w:rPr>
-          <w:i/>
-          <w:iCs/>
-        </w:rPr>
-        <w:t>ResourceOptimizer</w:t>
-      </w:r>
-      <w:proofErr w:type="spellEnd"/>
-      <w:r>
-        <w:rPr>
-          <w:i/>
-          <w:iCs/>
-        </w:rPr>
-        <w:t xml:space="preserve">, and the Part 15 UI are the ones under </w:t>
-      </w:r>
-      <w:proofErr w:type="spellStart"/>
-      <w:r>
-        <w:rPr>
-          <w:i/>
-          <w:iCs/>
-        </w:rPr>
-        <w:t>src</w:t>
-      </w:r>
-      <w:proofErr w:type="spellEnd"/>
-      <w:r>
-        <w:rPr>
-          <w:i/>
-          <w:iCs/>
-        </w:rPr>
-        <w:t>/operations/, which use plain arrays only. Recommend removing or clearly marking the unused structures/ variants before submission to avoid grading confusion.</w:t>
-      </w:r>
-    </w:p>
-    <w:p>
-      <w:r>
-        <w:br w:type="page"/>
-      </w:r>
-    </w:p>
-    <w:p>
-      <w:pPr>
-        <w:pStyle w:val="Heading1"/>
-        <w:spacing w:before="300" w:after="150"/>
-      </w:pPr>
-      <w:r>
-        <w:lastRenderedPageBreak/>
-        <w:t>5. Algorithm Implementation</w:t>
-      </w:r>
-    </w:p>
-    <w:p>
-      <w:pPr>
-        <w:spacing w:after="120"/>
-      </w:pPr>
-      <w:r>
-        <w:rPr>
-          <w:i/>
-          <w:iCs/>
-        </w:rPr>
-        <w:t>Section owners: pseudocode and Java snippets should be added by each algorithm's implementer.</w:t>
+        <w:t>Pseudocode and an illustrative Java excerpt for each required algorithm follow the summary table below.</w:t>
       </w:r>
     </w:p>
     <w:tbl>
@@ -4440,13 +3393,8 @@
             <w:tcW w:w="2400" w:type="dxa"/>
           </w:tcPr>
           <w:p>
-            <w:proofErr w:type="spellStart"/>
-            <w:r>
-              <w:t>src</w:t>
-            </w:r>
-            <w:proofErr w:type="spellEnd"/>
-            <w:r>
-              <w:t>/algorithms/SearchAlgorithms.java</w:t>
+            <w:r>
+              <w:t>src/algorithms/SearchAlgorithms.java</w:t>
             </w:r>
           </w:p>
         </w:tc>
@@ -4474,38 +3422,17 @@
           </w:tcPr>
           <w:p>
             <w:r>
-              <w:t xml:space="preserve">Daniel Dominion / </w:t>
-            </w:r>
-            <w:proofErr w:type="spellStart"/>
-            <w:r>
-              <w:t>Almad</w:t>
-            </w:r>
-            <w:proofErr w:type="spellEnd"/>
-            <w:r>
-              <w:t xml:space="preserve"> </w:t>
-            </w:r>
-            <w:proofErr w:type="spellStart"/>
-            <w:r>
-              <w:t>Marzuk</w:t>
-            </w:r>
-            <w:proofErr w:type="spellEnd"/>
-            <w:r>
-              <w:t xml:space="preserve"> / Gabriel Twum</w:t>
-            </w:r>
-          </w:p>
-        </w:tc>
-        <w:tc>
-          <w:tcPr>
-            <w:tcW w:w="2400" w:type="dxa"/>
-          </w:tcPr>
-          <w:p>
-            <w:proofErr w:type="spellStart"/>
-            <w:r>
-              <w:t>src</w:t>
-            </w:r>
-            <w:proofErr w:type="spellEnd"/>
-            <w:r>
-              <w:t>/algorithms/SortAlgorithms.java</w:t>
+              <w:t xml:space="preserve">Daniel Dominion / Almad Marzuk / Gabriel Twum</w:t>
+            </w:r>
+          </w:p>
+        </w:tc>
+        <w:tc>
+          <w:tcPr>
+            <w:tcW w:w="2400" w:type="dxa"/>
+          </w:tcPr>
+          <w:p>
+            <w:r>
+              <w:t>src/algorithms/SortAlgorithms.java</w:t>
             </w:r>
           </w:p>
         </w:tc>
@@ -4533,27 +3460,17 @@
           </w:tcPr>
           <w:p>
             <w:r>
-              <w:t xml:space="preserve">Anaam Francis </w:t>
-            </w:r>
-            <w:proofErr w:type="spellStart"/>
-            <w:r>
-              <w:t>Asiaktewon</w:t>
-            </w:r>
-            <w:proofErr w:type="spellEnd"/>
-          </w:p>
-        </w:tc>
-        <w:tc>
-          <w:tcPr>
-            <w:tcW w:w="2400" w:type="dxa"/>
-          </w:tcPr>
-          <w:p>
-            <w:proofErr w:type="spellStart"/>
-            <w:r>
-              <w:t>src</w:t>
-            </w:r>
-            <w:proofErr w:type="spellEnd"/>
-            <w:r>
-              <w:t>/operations/AuditLogSorter.java</w:t>
+              <w:t xml:space="preserve">Anaam Francis Asiaktewon</w:t>
+            </w:r>
+          </w:p>
+        </w:tc>
+        <w:tc>
+          <w:tcPr>
+            <w:tcW w:w="2400" w:type="dxa"/>
+          </w:tcPr>
+          <w:p>
+            <w:r>
+              <w:t>src/operations/AuditLogSorter.java</w:t>
             </w:r>
           </w:p>
         </w:tc>
@@ -4590,13 +3507,8 @@
             <w:tcW w:w="2400" w:type="dxa"/>
           </w:tcPr>
           <w:p>
-            <w:proofErr w:type="spellStart"/>
-            <w:r>
-              <w:t>src</w:t>
-            </w:r>
-            <w:proofErr w:type="spellEnd"/>
-            <w:r>
-              <w:t>/algorithms/GraphTraversal.java</w:t>
+            <w:r>
+              <w:t>src/algorithms/GraphTraversal.java</w:t>
             </w:r>
           </w:p>
         </w:tc>
@@ -4633,13 +3545,8 @@
             <w:tcW w:w="2400" w:type="dxa"/>
           </w:tcPr>
           <w:p>
-            <w:proofErr w:type="spellStart"/>
-            <w:r>
-              <w:t>src</w:t>
-            </w:r>
-            <w:proofErr w:type="spellEnd"/>
-            <w:r>
-              <w:t>/operations/ShortestPathFinder.java</w:t>
+            <w:r>
+              <w:t>src/operations/ShortestPathFinder.java</w:t>
             </w:r>
           </w:p>
         </w:tc>
@@ -4676,13 +3583,8 @@
             <w:tcW w:w="2400" w:type="dxa"/>
           </w:tcPr>
           <w:p>
-            <w:proofErr w:type="spellStart"/>
-            <w:r>
-              <w:t>src</w:t>
-            </w:r>
-            <w:proofErr w:type="spellEnd"/>
-            <w:r>
-              <w:t>/algorithms/MST.java</w:t>
+            <w:r>
+              <w:t>src/algorithms/MST.java</w:t>
             </w:r>
           </w:p>
         </w:tc>
@@ -4719,13 +3621,8 @@
             <w:tcW w:w="2400" w:type="dxa"/>
           </w:tcPr>
           <w:p>
-            <w:proofErr w:type="spellStart"/>
-            <w:r>
-              <w:t>src</w:t>
-            </w:r>
-            <w:proofErr w:type="spellEnd"/>
-            <w:r>
-              <w:t>/operations/ResourceOptimizer.java</w:t>
+            <w:r>
+              <w:t>src/operations/ResourceOptimizer.java</w:t>
             </w:r>
           </w:p>
         </w:tc>
@@ -4762,18 +3659,943 @@
             <w:tcW w:w="2400" w:type="dxa"/>
           </w:tcPr>
           <w:p>
-            <w:proofErr w:type="spellStart"/>
-            <w:r>
-              <w:t>src</w:t>
-            </w:r>
-            <w:proofErr w:type="spellEnd"/>
-            <w:r>
-              <w:t>/algorithms/RequestSelectionDP.java</w:t>
+            <w:r>
+              <w:t>src/algorithms/RequestSelectionDP.java</w:t>
             </w:r>
           </w:p>
         </w:tc>
       </w:tr>
     </w:tbl>
+    <w:p>
+      <w:pPr>
+        <w:pStyle w:val="Heading2"/>
+        <w:spacing w:before="240" w:after="80"/>
+      </w:pPr>
+      <w:r>
+        <w:t xml:space="preserve">Linear and Binary Search</w:t>
+      </w:r>
+    </w:p>
+    <w:p>
+      <w:pPr>
+        <w:spacing w:before="120" w:after="60"/>
+      </w:pPr>
+      <w:r>
+        <w:rPr>
+          <w:i/>
+          <w:iCs/>
+        </w:rPr>
+        <w:t xml:space="preserve">File: src/algorithms/SearchAlgorithms.java</w:t>
+      </w:r>
+    </w:p>
+    <w:p>
+      <w:pPr>
+        <w:spacing w:before="120" w:after="60"/>
+      </w:pPr>
+      <w:r>
+        <w:rPr>
+          <w:i/>
+          <w:iCs/>
+        </w:rPr>
+        <w:t xml:space="preserve">Pseudocode:</w:t>
+      </w:r>
+    </w:p>
+    <w:p>
+      <w:pPr>
+        <w:spacing w:after="160"/>
+        <w:ind w:left="360"/>
+        <w:rPr>
+          <w:rFonts w:ascii="Consolas" w:hAnsi="Consolas" w:cs="Consolas"/>
+          <w:sz w:val="18"/>
+        </w:rPr>
+      </w:pPr>
+      <w:r>
+        <w:rPr>
+          <w:rFonts w:ascii="Consolas" w:hAnsi="Consolas" w:cs="Consolas"/>
+          <w:sz w:val="18"/>
+        </w:rPr>
+        <w:t xml:space="preserve">LINEAR-SEARCH(array, target):</w:t>
+        <w:br/>
+        <w:t xml:space="preserve">  for i = 0 to length-1:</w:t>
+        <w:br/>
+        <w:t xml:space="preserve">    if array[i] == target: return i</w:t>
+        <w:br/>
+        <w:t xml:space="preserve">  return -1                          // O(n), no ordering precondition</w:t>
+        <w:br/>
+        <w:t xml:space="preserve"/>
+        <w:br/>
+        <w:t xml:space="preserve">BINARY-SEARCH(array, target):         // precondition: array sorted ascending</w:t>
+        <w:br/>
+        <w:t xml:space="preserve">  CHECK-SORTED(array)                 // O(n) guard; throws if violated</w:t>
+        <w:br/>
+        <w:t xml:space="preserve">  low = 0; high = length - 1</w:t>
+        <w:br/>
+        <w:t xml:space="preserve">  while low &lt;= high:</w:t>
+        <w:br/>
+        <w:t xml:space="preserve">    mid = low + (high - low) / 2</w:t>
+        <w:br/>
+        <w:t xml:space="preserve">    if array[mid] == target:  return mid</w:t>
+        <w:br/>
+        <w:t xml:space="preserve">    elif array[mid] &lt; target: low = mid + 1</w:t>
+        <w:br/>
+        <w:t xml:space="preserve">    else:                     high = mid - 1</w:t>
+        <w:br/>
+        <w:t xml:space="preserve">  return -1                          // O(log n) after the guard</w:t>
+      </w:r>
+    </w:p>
+    <w:p>
+      <w:pPr>
+        <w:spacing w:before="120" w:after="60"/>
+      </w:pPr>
+      <w:r>
+        <w:rPr>
+          <w:i/>
+          <w:iCs/>
+        </w:rPr>
+        <w:t xml:space="preserve">Java implementation (excerpt):</w:t>
+      </w:r>
+    </w:p>
+    <w:p>
+      <w:pPr>
+        <w:spacing w:after="160"/>
+        <w:ind w:left="360"/>
+        <w:rPr>
+          <w:rFonts w:ascii="Consolas" w:hAnsi="Consolas" w:cs="Consolas"/>
+          <w:sz w:val="18"/>
+        </w:rPr>
+      </w:pPr>
+      <w:r>
+        <w:rPr>
+          <w:rFonts w:ascii="Consolas" w:hAnsi="Consolas" w:cs="Consolas"/>
+          <w:sz w:val="18"/>
+        </w:rPr>
+        <w:t xml:space="preserve">while (low &lt;= high) {</w:t>
+        <w:br/>
+        <w:t xml:space="preserve">    int mid = low + (high - low) / 2;</w:t>
+        <w:br/>
+        <w:t xml:space="preserve">    int cmp = array[mid].compareTo(target);</w:t>
+        <w:br/>
+        <w:t xml:space="preserve">    if (cmp == 0) return mid;</w:t>
+        <w:br/>
+        <w:t xml:space="preserve">    else if (cmp &lt; 0) low = mid + 1;</w:t>
+        <w:br/>
+        <w:t xml:space="preserve">    else high = mid - 1;</w:t>
+        <w:br/>
+        <w:t xml:space="preserve">}</w:t>
+        <w:br/>
+        <w:t xml:space="preserve">return -1;</w:t>
+      </w:r>
+    </w:p>
+    <w:p>
+      <w:pPr>
+        <w:pStyle w:val="Heading2"/>
+        <w:spacing w:before="240" w:after="80"/>
+      </w:pPr>
+      <w:r>
+        <w:t xml:space="preserve">Selection Sort, Insertion Sort, Quicksort</w:t>
+      </w:r>
+    </w:p>
+    <w:p>
+      <w:pPr>
+        <w:spacing w:before="120" w:after="60"/>
+      </w:pPr>
+      <w:r>
+        <w:rPr>
+          <w:i/>
+          <w:iCs/>
+        </w:rPr>
+        <w:t xml:space="preserve">File: src/algorithms/SortAlgorithms.java</w:t>
+      </w:r>
+    </w:p>
+    <w:p>
+      <w:pPr>
+        <w:spacing w:before="120" w:after="60"/>
+      </w:pPr>
+      <w:r>
+        <w:rPr>
+          <w:i/>
+          <w:iCs/>
+        </w:rPr>
+        <w:t xml:space="preserve">Pseudocode:</w:t>
+      </w:r>
+    </w:p>
+    <w:p>
+      <w:pPr>
+        <w:spacing w:after="160"/>
+        <w:ind w:left="360"/>
+        <w:rPr>
+          <w:rFonts w:ascii="Consolas" w:hAnsi="Consolas" w:cs="Consolas"/>
+          <w:sz w:val="18"/>
+        </w:rPr>
+      </w:pPr>
+      <w:r>
+        <w:rPr>
+          <w:rFonts w:ascii="Consolas" w:hAnsi="Consolas" w:cs="Consolas"/>
+          <w:sz w:val="18"/>
+        </w:rPr>
+        <w:t xml:space="preserve">SELECTION-SORT(array):                // O(n^2) every case, not stable</w:t>
+        <w:br/>
+        <w:t xml:space="preserve">  for i = 0 to n-2:</w:t>
+        <w:br/>
+        <w:t xml:space="preserve">    min = i</w:t>
+        <w:br/>
+        <w:t xml:space="preserve">    for j = i+1 to n-1:</w:t>
+        <w:br/>
+        <w:t xml:space="preserve">      if array[j] &lt; array[min]: min = j</w:t>
+        <w:br/>
+        <w:t xml:space="preserve">    swap(array[i], array[min])</w:t>
+        <w:br/>
+        <w:t xml:space="preserve"/>
+        <w:br/>
+        <w:t xml:space="preserve">INSERTION-SORT(array):                 // O(n^2) worst/avg, O(n) best, stable</w:t>
+        <w:br/>
+        <w:t xml:space="preserve">  for i = 1 to n-1:</w:t>
+        <w:br/>
+        <w:t xml:space="preserve">    key = array[i]; j = i - 1</w:t>
+        <w:br/>
+        <w:t xml:space="preserve">    while j &gt;= 0 and array[j] &gt; key:</w:t>
+        <w:br/>
+        <w:t xml:space="preserve">      array[j+1] = array[j]; j = j - 1</w:t>
+        <w:br/>
+        <w:t xml:space="preserve">    array[j+1] = key</w:t>
+        <w:br/>
+        <w:t xml:space="preserve"/>
+        <w:br/>
+        <w:t xml:space="preserve">QUICKSORT(array, low, high):           // O(n log n) avg, O(n^2) worst, in place</w:t>
+        <w:br/>
+        <w:t xml:space="preserve">  if low &lt; high:</w:t>
+        <w:br/>
+        <w:t xml:space="preserve">    p = PARTITION(array, low, high)    // Lomuto, pivot = array[high]</w:t>
+        <w:br/>
+        <w:t xml:space="preserve">    QUICKSORT(array, low, p-1)</w:t>
+        <w:br/>
+        <w:t xml:space="preserve">    QUICKSORT(array, p+1, high)</w:t>
+      </w:r>
+    </w:p>
+    <w:p>
+      <w:pPr>
+        <w:spacing w:before="120" w:after="60"/>
+      </w:pPr>
+      <w:r>
+        <w:rPr>
+          <w:i/>
+          <w:iCs/>
+        </w:rPr>
+        <w:t xml:space="preserve">Java implementation (excerpt):</w:t>
+      </w:r>
+    </w:p>
+    <w:p>
+      <w:pPr>
+        <w:spacing w:after="160"/>
+        <w:ind w:left="360"/>
+        <w:rPr>
+          <w:rFonts w:ascii="Consolas" w:hAnsi="Consolas" w:cs="Consolas"/>
+          <w:sz w:val="18"/>
+        </w:rPr>
+      </w:pPr>
+      <w:r>
+        <w:rPr>
+          <w:rFonts w:ascii="Consolas" w:hAnsi="Consolas" w:cs="Consolas"/>
+          <w:sz w:val="18"/>
+        </w:rPr>
+        <w:t xml:space="preserve">private static &lt;T&gt; int partition(T[] array, int low, int high, Comparator&lt;T&gt; comparator) {</w:t>
+        <w:br/>
+        <w:t xml:space="preserve">    T pivot = array[high];</w:t>
+        <w:br/>
+        <w:t xml:space="preserve">    int i = low - 1;</w:t>
+        <w:br/>
+        <w:t xml:space="preserve">    for (int j = low; j &lt; high; j++) {</w:t>
+        <w:br/>
+        <w:t xml:space="preserve">        if (comparator.compare(array[j], pivot) &lt;= 0) {</w:t>
+        <w:br/>
+        <w:t xml:space="preserve">            i++; swap(array, i, j);</w:t>
+        <w:br/>
+        <w:t xml:space="preserve">        }</w:t>
+        <w:br/>
+        <w:t xml:space="preserve">    }</w:t>
+        <w:br/>
+        <w:t xml:space="preserve">    swap(array, i + 1, high);</w:t>
+        <w:br/>
+        <w:t xml:space="preserve">    return i + 1;</w:t>
+        <w:br/>
+        <w:t xml:space="preserve">}</w:t>
+      </w:r>
+    </w:p>
+    <w:p>
+      <w:pPr>
+        <w:pStyle w:val="Heading2"/>
+        <w:spacing w:before="240" w:after="80"/>
+      </w:pPr>
+      <w:r>
+        <w:t xml:space="preserve">Merge Sort</w:t>
+      </w:r>
+    </w:p>
+    <w:p>
+      <w:pPr>
+        <w:spacing w:before="120" w:after="60"/>
+      </w:pPr>
+      <w:r>
+        <w:rPr>
+          <w:i/>
+          <w:iCs/>
+        </w:rPr>
+        <w:t xml:space="preserve">File: src/operations/AuditLogSorter.java</w:t>
+      </w:r>
+    </w:p>
+    <w:p>
+      <w:pPr>
+        <w:spacing w:before="120" w:after="60"/>
+      </w:pPr>
+      <w:r>
+        <w:rPr>
+          <w:i/>
+          <w:iCs/>
+        </w:rPr>
+        <w:t xml:space="preserve">Pseudocode:</w:t>
+      </w:r>
+    </w:p>
+    <w:p>
+      <w:pPr>
+        <w:spacing w:after="160"/>
+        <w:ind w:left="360"/>
+        <w:rPr>
+          <w:rFonts w:ascii="Consolas" w:hAnsi="Consolas" w:cs="Consolas"/>
+          <w:sz w:val="18"/>
+        </w:rPr>
+      </w:pPr>
+      <w:r>
+        <w:rPr>
+          <w:rFonts w:ascii="Consolas" w:hAnsi="Consolas" w:cs="Consolas"/>
+          <w:sz w:val="18"/>
+        </w:rPr>
+        <w:t xml:space="preserve">MERGE-SORT(array, left, right):        // O(n log n) every case</w:t>
+        <w:br/>
+        <w:t xml:space="preserve">  if left &gt;= right: return             // base case: 0 or 1 elements</w:t>
+        <w:br/>
+        <w:t xml:space="preserve">  mid = left + (right - left) / 2</w:t>
+        <w:br/>
+        <w:t xml:space="preserve">  MERGE-SORT(array, left, mid)          // sort left half</w:t>
+        <w:br/>
+        <w:t xml:space="preserve">  MERGE-SORT(array, mid+1, right)       // sort right half</w:t>
+        <w:br/>
+        <w:t xml:space="preserve">  MERGE(array, left, mid, right)        // O(n) merge of two sorted halves</w:t>
+      </w:r>
+    </w:p>
+    <w:p>
+      <w:pPr>
+        <w:spacing w:before="120" w:after="60"/>
+      </w:pPr>
+      <w:r>
+        <w:rPr>
+          <w:i/>
+          <w:iCs/>
+        </w:rPr>
+        <w:t xml:space="preserve">Java implementation (excerpt):</w:t>
+      </w:r>
+    </w:p>
+    <w:p>
+      <w:pPr>
+        <w:spacing w:after="160"/>
+        <w:ind w:left="360"/>
+        <w:rPr>
+          <w:rFonts w:ascii="Consolas" w:hAnsi="Consolas" w:cs="Consolas"/>
+          <w:sz w:val="18"/>
+        </w:rPr>
+      </w:pPr>
+      <w:r>
+        <w:rPr>
+          <w:rFonts w:ascii="Consolas" w:hAnsi="Consolas" w:cs="Consolas"/>
+          <w:sz w:val="18"/>
+        </w:rPr>
+        <w:t xml:space="preserve">private void mergeSort(ServiceRequest[] arr, int left, int right) {</w:t>
+        <w:br/>
+        <w:t xml:space="preserve">    if (left &gt;= right) return;</w:t>
+        <w:br/>
+        <w:t xml:space="preserve">    int mid = left + (right - left) / 2;</w:t>
+        <w:br/>
+        <w:t xml:space="preserve">    mergeSort(arr, left, mid);</w:t>
+        <w:br/>
+        <w:t xml:space="preserve">    mergeSort(arr, mid + 1, right);</w:t>
+        <w:br/>
+        <w:t xml:space="preserve">    merge(arr, left, mid, right);</w:t>
+        <w:br/>
+        <w:t xml:space="preserve">}</w:t>
+      </w:r>
+    </w:p>
+    <w:p>
+      <w:pPr>
+        <w:pStyle w:val="Heading2"/>
+        <w:spacing w:before="240" w:after="80"/>
+      </w:pPr>
+      <w:r>
+        <w:t xml:space="preserve">BFS and DFS</w:t>
+      </w:r>
+    </w:p>
+    <w:p>
+      <w:pPr>
+        <w:spacing w:before="120" w:after="60"/>
+      </w:pPr>
+      <w:r>
+        <w:rPr>
+          <w:i/>
+          <w:iCs/>
+        </w:rPr>
+        <w:t xml:space="preserve">File: src/algorithms/GraphTraversal.java</w:t>
+      </w:r>
+    </w:p>
+    <w:p>
+      <w:pPr>
+        <w:spacing w:before="120" w:after="60"/>
+      </w:pPr>
+      <w:r>
+        <w:rPr>
+          <w:i/>
+          <w:iCs/>
+        </w:rPr>
+        <w:t xml:space="preserve">Pseudocode:</w:t>
+      </w:r>
+    </w:p>
+    <w:p>
+      <w:pPr>
+        <w:spacing w:after="160"/>
+        <w:ind w:left="360"/>
+        <w:rPr>
+          <w:rFonts w:ascii="Consolas" w:hAnsi="Consolas" w:cs="Consolas"/>
+          <w:sz w:val="18"/>
+        </w:rPr>
+      </w:pPr>
+      <w:r>
+        <w:rPr>
+          <w:rFonts w:ascii="Consolas" w:hAnsi="Consolas" w:cs="Consolas"/>
+          <w:sz w:val="18"/>
+        </w:rPr>
+        <w:t xml:space="preserve">BFS(graph, start):                     // O(V + E), CustomQueue-driven</w:t>
+        <w:br/>
+        <w:t xml:space="preserve">  visited = {start}; queue = new CustomQueue(); queue.enqueue(start)</w:t>
+        <w:br/>
+        <w:t xml:space="preserve">  while queue not empty:</w:t>
+        <w:br/>
+        <w:t xml:space="preserve">    current = queue.dequeue(); visit(current)</w:t>
+        <w:br/>
+        <w:t xml:space="preserve">    for neighbor in graph.neighbors(current):</w:t>
+        <w:br/>
+        <w:t xml:space="preserve">      if neighbor not in visited:</w:t>
+        <w:br/>
+        <w:t xml:space="preserve">        visited.add(neighbor); queue.enqueue(neighbor)</w:t>
+        <w:br/>
+        <w:t xml:space="preserve"/>
+        <w:br/>
+        <w:t xml:space="preserve">DFS(graph, current, visited):          // O(V + E), plain recursion</w:t>
+        <w:br/>
+        <w:t xml:space="preserve">  visited.add(current); visit(current)</w:t>
+        <w:br/>
+        <w:t xml:space="preserve">  for neighbor in graph.neighbors(current):</w:t>
+        <w:br/>
+        <w:t xml:space="preserve">    if neighbor not in visited: DFS(graph, neighbor, visited)</w:t>
+      </w:r>
+    </w:p>
+    <w:p>
+      <w:pPr>
+        <w:spacing w:before="120" w:after="60"/>
+      </w:pPr>
+      <w:r>
+        <w:rPr>
+          <w:i/>
+          <w:iCs/>
+        </w:rPr>
+        <w:t xml:space="preserve">Java implementation (excerpt):</w:t>
+      </w:r>
+    </w:p>
+    <w:p>
+      <w:pPr>
+        <w:spacing w:after="160"/>
+        <w:ind w:left="360"/>
+        <w:rPr>
+          <w:rFonts w:ascii="Consolas" w:hAnsi="Consolas" w:cs="Consolas"/>
+          <w:sz w:val="18"/>
+        </w:rPr>
+      </w:pPr>
+      <w:r>
+        <w:rPr>
+          <w:rFonts w:ascii="Consolas" w:hAnsi="Consolas" w:cs="Consolas"/>
+          <w:sz w:val="18"/>
+        </w:rPr>
+        <w:t xml:space="preserve">CustomQueue&lt;Integer&gt; queue = new CustomQueue&lt;&gt;();</w:t>
+        <w:br/>
+        <w:t xml:space="preserve">visited[startIndex] = true;</w:t>
+        <w:br/>
+        <w:t xml:space="preserve">queue.enqueue(startIndex);</w:t>
+        <w:br/>
+        <w:t xml:space="preserve">while (!queue.isEmpty()) {</w:t>
+        <w:br/>
+        <w:t xml:space="preserve">    int current = queue.dequeue();</w:t>
+        <w:br/>
+        <w:t xml:space="preserve">    order[orderCount++] = current;</w:t>
+        <w:br/>
+        <w:t xml:space="preserve">    for (int neighbor : graph.getNeighbors(current)) {</w:t>
+        <w:br/>
+        <w:t xml:space="preserve">        if (!visited[neighbor]) { visited[neighbor] = true; queue.enqueue(neighbor); }</w:t>
+        <w:br/>
+        <w:t xml:space="preserve">    }</w:t>
+        <w:br/>
+        <w:t xml:space="preserve">}</w:t>
+      </w:r>
+    </w:p>
+    <w:p>
+      <w:pPr>
+        <w:pStyle w:val="Heading2"/>
+        <w:spacing w:before="240" w:after="80"/>
+      </w:pPr>
+      <w:r>
+        <w:t xml:space="preserve">Dijkstra's Algorithm</w:t>
+      </w:r>
+    </w:p>
+    <w:p>
+      <w:pPr>
+        <w:spacing w:before="120" w:after="60"/>
+      </w:pPr>
+      <w:r>
+        <w:rPr>
+          <w:i/>
+          <w:iCs/>
+        </w:rPr>
+        <w:t xml:space="preserve">File: src/operations/ShortestPathFinder.java</w:t>
+      </w:r>
+    </w:p>
+    <w:p>
+      <w:pPr>
+        <w:spacing w:before="120" w:after="60"/>
+      </w:pPr>
+      <w:r>
+        <w:rPr>
+          <w:i/>
+          <w:iCs/>
+        </w:rPr>
+        <w:t xml:space="preserve">Pseudocode:</w:t>
+      </w:r>
+    </w:p>
+    <w:p>
+      <w:pPr>
+        <w:spacing w:after="160"/>
+        <w:ind w:left="360"/>
+        <w:rPr>
+          <w:rFonts w:ascii="Consolas" w:hAnsi="Consolas" w:cs="Consolas"/>
+          <w:sz w:val="18"/>
+        </w:rPr>
+      </w:pPr>
+      <w:r>
+        <w:rPr>
+          <w:rFonts w:ascii="Consolas" w:hAnsi="Consolas" w:cs="Consolas"/>
+          <w:sz w:val="18"/>
+        </w:rPr>
+        <w:t xml:space="preserve">DIJKSTRA(graph, source):               // O((V+E) log V) with a binary min-heap</w:t>
+        <w:br/>
+        <w:t xml:space="preserve">  dist[source] = 0; dist[v] = infinity for all other v</w:t>
+        <w:br/>
+        <w:t xml:space="preserve">  minHeap = new CustomHeap(); minHeap.insert(DijkstraNode(source, 0))</w:t>
+        <w:br/>
+        <w:t xml:space="preserve">  while minHeap not empty:</w:t>
+        <w:br/>
+        <w:t xml:space="preserve">    (u, d) = minHeap.extractTop()</w:t>
+        <w:br/>
+        <w:t xml:space="preserve">    if d &gt; dist[u]: continue           // stale entry, skip</w:t>
+        <w:br/>
+        <w:t xml:space="preserve">    for each edge (u, v, weight):</w:t>
+        <w:br/>
+        <w:t xml:space="preserve">      if dist[u] + weight &lt; dist[v]:</w:t>
+        <w:br/>
+        <w:t xml:space="preserve">        dist[v] = dist[u] + weight; predecessor[v] = u</w:t>
+        <w:br/>
+        <w:t xml:space="preserve">        minHeap.insert(DijkstraNode(v, dist[v]))</w:t>
+      </w:r>
+    </w:p>
+    <w:p>
+      <w:pPr>
+        <w:spacing w:before="120" w:after="60"/>
+      </w:pPr>
+      <w:r>
+        <w:rPr>
+          <w:i/>
+          <w:iCs/>
+        </w:rPr>
+        <w:t xml:space="preserve">Java implementation (excerpt):</w:t>
+      </w:r>
+    </w:p>
+    <w:p>
+      <w:pPr>
+        <w:spacing w:after="160"/>
+        <w:ind w:left="360"/>
+        <w:rPr>
+          <w:rFonts w:ascii="Consolas" w:hAnsi="Consolas" w:cs="Consolas"/>
+          <w:sz w:val="18"/>
+        </w:rPr>
+      </w:pPr>
+      <w:r>
+        <w:rPr>
+          <w:rFonts w:ascii="Consolas" w:hAnsi="Consolas" w:cs="Consolas"/>
+          <w:sz w:val="18"/>
+        </w:rPr>
+        <w:t xml:space="preserve">CustomHeap&lt;DijkstraNode&gt; minHeap = new CustomHeap&lt;&gt;(</w:t>
+        <w:br/>
+        <w:t xml:space="preserve">        locationCount, (a, b) -&gt; Double.compare(a.distance, b.distance));</w:t>
+        <w:br/>
+        <w:t xml:space="preserve">minHeap.insert(new DijkstraNode(startIdx, 0.0));</w:t>
+        <w:br/>
+        <w:t xml:space="preserve">while (!minHeap.isEmpty()) {</w:t>
+        <w:br/>
+        <w:t xml:space="preserve">    DijkstraNode current = minHeap.extractTop();</w:t>
+        <w:br/>
+        <w:t xml:space="preserve">    // ... relax each outgoing edge, minHeap.insert(new DijkstraNode(v, newDist)) ...</w:t>
+        <w:br/>
+        <w:t xml:space="preserve">}</w:t>
+      </w:r>
+    </w:p>
+    <w:p>
+      <w:pPr>
+        <w:pStyle w:val="Heading2"/>
+        <w:spacing w:before="240" w:after="80"/>
+      </w:pPr>
+      <w:r>
+        <w:t xml:space="preserve">Prim's and Kruskal's Algorithms (Minimum Spanning Tree)</w:t>
+      </w:r>
+    </w:p>
+    <w:p>
+      <w:pPr>
+        <w:spacing w:before="120" w:after="60"/>
+      </w:pPr>
+      <w:r>
+        <w:rPr>
+          <w:i/>
+          <w:iCs/>
+        </w:rPr>
+        <w:t xml:space="preserve">File: src/algorithms/MST.java</w:t>
+      </w:r>
+    </w:p>
+    <w:p>
+      <w:pPr>
+        <w:spacing w:before="120" w:after="60"/>
+      </w:pPr>
+      <w:r>
+        <w:rPr>
+          <w:i/>
+          <w:iCs/>
+        </w:rPr>
+        <w:t xml:space="preserve">Pseudocode:</w:t>
+      </w:r>
+    </w:p>
+    <w:p>
+      <w:pPr>
+        <w:spacing w:after="160"/>
+        <w:ind w:left="360"/>
+        <w:rPr>
+          <w:rFonts w:ascii="Consolas" w:hAnsi="Consolas" w:cs="Consolas"/>
+          <w:sz w:val="18"/>
+        </w:rPr>
+      </w:pPr>
+      <w:r>
+        <w:rPr>
+          <w:rFonts w:ascii="Consolas" w:hAnsi="Consolas" w:cs="Consolas"/>
+          <w:sz w:val="18"/>
+        </w:rPr>
+        <w:t xml:space="preserve">PRIM(graph, start):                    // O(E log V) with a binary max-heap</w:t>
+        <w:br/>
+        <w:t xml:space="preserve">  inTree = {start}; candidateEdges = new CustomHeap()</w:t>
+        <w:br/>
+        <w:t xml:space="preserve">  offer every edge out of start onto candidateEdges</w:t>
+        <w:br/>
+        <w:t xml:space="preserve">  while candidateEdges not empty and |inTree| &lt; V:</w:t>
+        <w:br/>
+        <w:t xml:space="preserve">    (from, to) = candidateEdges.extractTop()   // cheapest edge crossing the cut</w:t>
+        <w:br/>
+        <w:t xml:space="preserve">    if to in inTree: continue                  // would form a cycle, skip</w:t>
+        <w:br/>
+        <w:t xml:space="preserve">    inTree.add(to); select edge(from, to)</w:t>
+        <w:br/>
+        <w:t xml:space="preserve">    offer every edge out of to onto candidateEdges</w:t>
+        <w:br/>
+        <w:t xml:space="preserve"/>
+        <w:br/>
+        <w:t xml:space="preserve">KRUSKAL(graph):                        // O(E log E) dominated by the sort</w:t>
+        <w:br/>
+        <w:t xml:space="preserve">  edges = SORT(graph.allEdges by weight ascending)   // SortAlgorithms.quickSort</w:t>
+        <w:br/>
+        <w:t xml:space="preserve">  disjointSet = new DisjointSet(V)</w:t>
+        <w:br/>
+        <w:t xml:space="preserve">  for (u, v, weight) in edges:</w:t>
+        <w:br/>
+        <w:t xml:space="preserve">    if disjointSet.find(u) != disjointSet.find(v):</w:t>
+        <w:br/>
+        <w:t xml:space="preserve">      disjointSet.union(u, v); select edge(u, v)</w:t>
+      </w:r>
+    </w:p>
+    <w:p>
+      <w:pPr>
+        <w:spacing w:before="120" w:after="60"/>
+      </w:pPr>
+      <w:r>
+        <w:rPr>
+          <w:i/>
+          <w:iCs/>
+        </w:rPr>
+        <w:t xml:space="preserve">Java implementation (excerpt):</w:t>
+      </w:r>
+    </w:p>
+    <w:p>
+      <w:pPr>
+        <w:spacing w:after="160"/>
+        <w:ind w:left="360"/>
+        <w:rPr>
+          <w:rFonts w:ascii="Consolas" w:hAnsi="Consolas" w:cs="Consolas"/>
+          <w:sz w:val="18"/>
+        </w:rPr>
+      </w:pPr>
+      <w:r>
+        <w:rPr>
+          <w:rFonts w:ascii="Consolas" w:hAnsi="Consolas" w:cs="Consolas"/>
+          <w:sz w:val="18"/>
+        </w:rPr>
+        <w:t xml:space="preserve">Graph.Edge[] edges = sortEdgesByWeight(graph.getAllEdges());</w:t>
+        <w:br/>
+        <w:t xml:space="preserve">DisjointSet disjointSet = new DisjointSet(n);</w:t>
+        <w:br/>
+        <w:t xml:space="preserve">for (Graph.Edge edge : edges) {</w:t>
+        <w:br/>
+        <w:t xml:space="preserve">    if (disjointSet.find(edge.fromIndex) != disjointSet.find(edge.toIndex)) {</w:t>
+        <w:br/>
+        <w:t xml:space="preserve">        disjointSet.union(edge.fromIndex, edge.toIndex);</w:t>
+        <w:br/>
+        <w:t xml:space="preserve">        // ... accept edge into the spanning tree ...</w:t>
+        <w:br/>
+        <w:t xml:space="preserve">    }</w:t>
+        <w:br/>
+        <w:t xml:space="preserve">}</w:t>
+      </w:r>
+    </w:p>
+    <w:p>
+      <w:pPr>
+        <w:pStyle w:val="Heading2"/>
+        <w:spacing w:before="240" w:after="80"/>
+      </w:pPr>
+      <w:r>
+        <w:t xml:space="preserve">Greedy Resource Assignment</w:t>
+      </w:r>
+    </w:p>
+    <w:p>
+      <w:pPr>
+        <w:spacing w:before="120" w:after="60"/>
+      </w:pPr>
+      <w:r>
+        <w:rPr>
+          <w:i/>
+          <w:iCs/>
+        </w:rPr>
+        <w:t xml:space="preserve">File: src/operations/ResourceOptimizer.java</w:t>
+      </w:r>
+    </w:p>
+    <w:p>
+      <w:pPr>
+        <w:spacing w:before="120" w:after="60"/>
+      </w:pPr>
+      <w:r>
+        <w:rPr>
+          <w:i/>
+          <w:iCs/>
+        </w:rPr>
+        <w:t xml:space="preserve">Pseudocode:</w:t>
+      </w:r>
+    </w:p>
+    <w:p>
+      <w:pPr>
+        <w:spacing w:after="160"/>
+        <w:ind w:left="360"/>
+        <w:rPr>
+          <w:rFonts w:ascii="Consolas" w:hAnsi="Consolas" w:cs="Consolas"/>
+          <w:sz w:val="18"/>
+        </w:rPr>
+      </w:pPr>
+      <w:r>
+        <w:rPr>
+          <w:rFonts w:ascii="Consolas" w:hAnsi="Consolas" w:cs="Consolas"/>
+          <w:sz w:val="18"/>
+        </w:rPr>
+        <w:t xml:space="preserve">GREEDY-ASSIGN(pendingRequests, availableResources):</w:t>
+        <w:br/>
+        <w:t xml:space="preserve">  priorityQueue = buildMaxHeap(pendingRequests)   // by urgency+deadline+category score</w:t>
+        <w:br/>
+        <w:t xml:space="preserve">  while priorityQueue not empty:</w:t>
+        <w:br/>
+        <w:t xml:space="preserve">    request = priorityQueue.extractTop()          // highest priority first</w:t>
+        <w:br/>
+        <w:t xml:space="preserve">    best = null; bestTime = infinity</w:t>
+        <w:br/>
+        <w:t xml:space="preserve">    for each free, compatible resource r:</w:t>
+        <w:br/>
+        <w:t xml:space="preserve">      time = DIJKSTRA(r.homeLocation -&gt; request.destination)</w:t>
+        <w:br/>
+        <w:t xml:space="preserve">      if time &lt; bestTime: best = r; bestTime = time</w:t>
+        <w:br/>
+        <w:t xml:space="preserve">    if best found: assign(best, request); mark best busy</w:t>
+        <w:br/>
+        <w:t xml:space="preserve">    else: queue(request)                          // no compatible resource free</w:t>
+      </w:r>
+    </w:p>
+    <w:p>
+      <w:pPr>
+        <w:spacing w:before="120" w:after="60"/>
+      </w:pPr>
+      <w:r>
+        <w:rPr>
+          <w:i/>
+          <w:iCs/>
+        </w:rPr>
+        <w:t xml:space="preserve">Java implementation (excerpt):</w:t>
+      </w:r>
+    </w:p>
+    <w:p>
+      <w:pPr>
+        <w:spacing w:after="160"/>
+        <w:ind w:left="360"/>
+        <w:rPr>
+          <w:rFonts w:ascii="Consolas" w:hAnsi="Consolas" w:cs="Consolas"/>
+          <w:sz w:val="18"/>
+        </w:rPr>
+      </w:pPr>
+      <w:r>
+        <w:rPr>
+          <w:rFonts w:ascii="Consolas" w:hAnsi="Consolas" w:cs="Consolas"/>
+          <w:sz w:val="18"/>
+        </w:rPr>
+        <w:t xml:space="preserve">while (!priorityQueue.isEmpty()) {</w:t>
+        <w:br/>
+        <w:t xml:space="preserve">    ServiceRequest request = priorityQueue.extractTop();</w:t>
+        <w:br/>
+        <w:t xml:space="preserve">    int bestIdx = -1; double bestTime = Double.MAX_VALUE;</w:t>
+        <w:br/>
+        <w:t xml:space="preserve">    for (int i = 0; i &lt; available.length; i++) {</w:t>
+        <w:br/>
+        <w:t xml:space="preserve">        if (busyInSession[i] || !isCompatible(available[i].getType(), request.getCategory())) continue;</w:t>
+        <w:br/>
+        <w:t xml:space="preserve">        ShortestPathFinder.PathResult r = pathFinder.findShortestPath(</w:t>
+        <w:br/>
+        <w:t xml:space="preserve">                available[i].getHomeLocation(), request.getDestination());</w:t>
+        <w:br/>
+        <w:t xml:space="preserve">        if (r != null &amp;&amp; r.totalTime &lt; bestTime) { bestTime = r.totalTime; bestIdx = i; }</w:t>
+        <w:br/>
+        <w:t xml:space="preserve">    }</w:t>
+        <w:br/>
+        <w:t xml:space="preserve">    // ... assign available[bestIdx] if found, else queue the request ...</w:t>
+        <w:br/>
+        <w:t xml:space="preserve">}</w:t>
+      </w:r>
+    </w:p>
+    <w:p>
+      <w:pPr>
+        <w:pStyle w:val="Heading2"/>
+        <w:spacing w:before="240" w:after="80"/>
+      </w:pPr>
+      <w:r>
+        <w:t xml:space="preserve">Dynamic Programming — 0/1 Knapsack Request Selection</w:t>
+      </w:r>
+    </w:p>
+    <w:p>
+      <w:pPr>
+        <w:spacing w:before="120" w:after="60"/>
+      </w:pPr>
+      <w:r>
+        <w:rPr>
+          <w:i/>
+          <w:iCs/>
+        </w:rPr>
+        <w:t xml:space="preserve">File: src/algorithms/RequestSelectionDP.java</w:t>
+      </w:r>
+    </w:p>
+    <w:p>
+      <w:pPr>
+        <w:spacing w:before="120" w:after="60"/>
+      </w:pPr>
+      <w:r>
+        <w:rPr>
+          <w:i/>
+          <w:iCs/>
+        </w:rPr>
+        <w:t xml:space="preserve">Pseudocode:</w:t>
+      </w:r>
+    </w:p>
+    <w:p>
+      <w:pPr>
+        <w:spacing w:after="160"/>
+        <w:ind w:left="360"/>
+        <w:rPr>
+          <w:rFonts w:ascii="Consolas" w:hAnsi="Consolas" w:cs="Consolas"/>
+          <w:sz w:val="18"/>
+        </w:rPr>
+      </w:pPr>
+      <w:r>
+        <w:rPr>
+          <w:rFonts w:ascii="Consolas" w:hAnsi="Consolas" w:cs="Consolas"/>
+          <w:sz w:val="18"/>
+        </w:rPr>
+        <w:t xml:space="preserve">KNAPSACK-SELECT(requests, value[], weight[], budget):   // O(n * budget) time and space</w:t>
+        <w:br/>
+        <w:t xml:space="preserve">  dp = table[0..n][0..budget], all zero</w:t>
+        <w:br/>
+        <w:t xml:space="preserve">  for i = 1 to n:</w:t>
+        <w:br/>
+        <w:t xml:space="preserve">    for b = 0 to budget:</w:t>
+        <w:br/>
+        <w:t xml:space="preserve">      if weight[i-1] &lt;= b:</w:t>
+        <w:br/>
+        <w:t xml:space="preserve">        dp[i][b] = max(dp[i-1][b], dp[i-1][b-weight[i-1]] + value[i-1])</w:t>
+        <w:br/>
+        <w:t xml:space="preserve">      else:</w:t>
+        <w:br/>
+        <w:t xml:space="preserve">        dp[i][b] = dp[i-1][b]</w:t>
+        <w:br/>
+        <w:t xml:space="preserve">  // reconstruction: walk backward from dp[n][budget], comparing dp[i][b] to dp[i-1][b]</w:t>
+        <w:br/>
+        <w:t xml:space="preserve">  // to recover exactly which requests were selected</w:t>
+      </w:r>
+    </w:p>
+    <w:p>
+      <w:pPr>
+        <w:spacing w:before="120" w:after="60"/>
+      </w:pPr>
+      <w:r>
+        <w:rPr>
+          <w:i/>
+          <w:iCs/>
+        </w:rPr>
+        <w:t xml:space="preserve">Java implementation (excerpt):</w:t>
+      </w:r>
+    </w:p>
+    <w:p>
+      <w:pPr>
+        <w:spacing w:after="160"/>
+        <w:ind w:left="360"/>
+        <w:rPr>
+          <w:rFonts w:ascii="Consolas" w:hAnsi="Consolas" w:cs="Consolas"/>
+          <w:sz w:val="18"/>
+        </w:rPr>
+      </w:pPr>
+      <w:r>
+        <w:rPr>
+          <w:rFonts w:ascii="Consolas" w:hAnsi="Consolas" w:cs="Consolas"/>
+          <w:sz w:val="18"/>
+        </w:rPr>
+        <w:t xml:space="preserve">for (int i = 1; i &lt;= n; i++) {</w:t>
+        <w:br/>
+        <w:t xml:space="preserve">    int w = weight[i - 1], v = value[i - 1];</w:t>
+        <w:br/>
+        <w:t xml:space="preserve">    for (int b = 0; b &lt;= budget; b++) {</w:t>
+        <w:br/>
+        <w:t xml:space="preserve">        dp[i][b] = (w &lt;= b) ? Math.max(dp[i - 1][b], dp[i - 1][b - w] + v)</w:t>
+        <w:br/>
+        <w:t xml:space="preserve">                            : dp[i - 1][b];</w:t>
+        <w:br/>
+        <w:t xml:space="preserve">    }</w:t>
+        <w:br/>
+        <w:t xml:space="preserve">}</w:t>
+      </w:r>
+    </w:p>
     <w:p>
       <w:r>
         <w:br w:type="page"/>
@@ -4811,15 +4633,7 @@
         <w:spacing w:after="120"/>
       </w:pPr>
       <w:r>
-        <w:t xml:space="preserve">Pull Request #54 ("Correctness testing", branch </w:t>
-      </w:r>
-      <w:proofErr w:type="spellStart"/>
-      <w:r>
-        <w:t>correctness_testing</w:t>
-      </w:r>
-      <w:proofErr w:type="spellEnd"/>
-      <w:r>
-        <w:t>, opened by ewura1) is open against master: 4 commits, 11 files changed, +560 lines. Currently "Awaiting approval" — at least one approving review is required before it can merge. This closes the gap that existed earlier: as of the previous draft of this report, zero test files existed in the repository; that is no longer the case.</w:t>
+        <w:t xml:space="preserve">Pull Request #54 ("Correctness testing", branch correctness_testing, opened by ewura1) is open against master: 4 commits, 11 files changed, +560 lines. Currently "Awaiting approval" — at least one approving review is required before it can merge. This closes the gap that existed earlier: as of the previous draft of this report, zero test files existed in the repository; that is no longer the case.</w:t>
       </w:r>
     </w:p>
     <w:p>
@@ -4855,15 +4669,7 @@
         <w:spacing w:after="120"/>
       </w:pPr>
       <w:r>
-        <w:t xml:space="preserve">One documented correctness note already exists in code: </w:t>
-      </w:r>
-      <w:proofErr w:type="spellStart"/>
-      <w:r>
-        <w:t>ResourceOptimizer.java's</w:t>
-      </w:r>
-      <w:proofErr w:type="spellEnd"/>
-      <w:r>
-        <w:t xml:space="preserve"> class Javadoc documents the greedy algorithm's known sub-optimality limitation — this is used as the basis for the required greedy counterexample.</w:t>
+        <w:t xml:space="preserve">One documented correctness note already exists in code: ResourceOptimizer.java's class Javadoc documents the greedy algorithm's known sub-optimality limitation — this is used as the basis for the required greedy counterexample.</w:t>
       </w:r>
     </w:p>
     <w:p>
@@ -4894,23 +4700,7 @@
         <w:spacing w:after="120"/>
       </w:pPr>
       <w:r>
-        <w:t>All figures below are the actual measured values from docs/</w:t>
-      </w:r>
-      <w:proofErr w:type="spellStart"/>
-      <w:r>
-        <w:t>performance_results</w:t>
-      </w:r>
-      <w:proofErr w:type="spellEnd"/>
-      <w:r>
-        <w:t xml:space="preserve">/results.csv, generated 19 August 2026 (21:10:22–21:10:24), each timed with </w:t>
-      </w:r>
-      <w:proofErr w:type="spellStart"/>
-      <w:r>
-        <w:t>System.nanoTime</w:t>
-      </w:r>
-      <w:proofErr w:type="spellEnd"/>
-      <w:r>
-        <w:t>() and reported once per run (see note on repeated-run averaging below).</w:t>
+        <w:t xml:space="preserve">All figures below are the actual measured values from docs/performance_results/results.csv, generated 19 August 2026 (21:10:22–21:10:24), each timed with System.nanoTime() and reported once per run (see note on repeated-run averaging below).</w:t>
       </w:r>
     </w:p>
     <w:p>
@@ -5198,23 +4988,7 @@
         <w:spacing w:after="120"/>
       </w:pPr>
       <w:r>
-        <w:t xml:space="preserve">Observation vs. theory: this is the OPPOSITE of the expected result — binary search (O(log n)) should outperform linear search (O(n)) at larger sizes, but the measured binary search times are consistently 2-3x SLOWER. The most likely explanation is that </w:t>
-      </w:r>
-      <w:proofErr w:type="spellStart"/>
-      <w:r>
-        <w:t>binarySearch's</w:t>
-      </w:r>
-      <w:proofErr w:type="spellEnd"/>
-      <w:r>
-        <w:t xml:space="preserve"> benchmark includes a </w:t>
-      </w:r>
-      <w:proofErr w:type="gramStart"/>
-      <w:r>
-        <w:t>sort</w:t>
-      </w:r>
-      <w:proofErr w:type="gramEnd"/>
-      <w:r>
-        <w:t xml:space="preserve"> step (or repeated array copying/boxing overhead for Integer comparisons) inside the timed region, or the "n=100" run's low time (15,166 ns) reflects JIT/JVM warm-up noise rather than true steady-state cost. This mismatch should be investigated and explained in the final report rather than left unexplained — Section 9 of the brief explicitly requires addressing gaps between theory and observed runtime.</w:t>
+        <w:t xml:space="preserve">Observation vs. theory: this is the OPPOSITE of the expected result — binary search (O(log n)) should outperform linear search (O(n)) at larger sizes, but the measured binary search times are consistently 2-3x SLOWER. The most likely explanation is that binarySearch's benchmark includes a sort step (or repeated array copying/boxing overhead for Integer comparisons) inside the timed region, or the "n=100" run's low time (15,166 ns) reflects JIT/JVM warm-up noise rather than true steady-state cost. This mismatch should be investigated and explained in the final report rather than left unexplained — Section 9 of the brief explicitly requires addressing gaps between theory and observed runtime.</w:t>
       </w:r>
     </w:p>
     <w:p>
@@ -5568,23 +5342,7 @@
         <w:spacing w:after="120"/>
       </w:pPr>
       <w:r>
-        <w:t xml:space="preserve">Observation vs. theory: </w:t>
-      </w:r>
-      <w:proofErr w:type="gramStart"/>
-      <w:r>
-        <w:t>this one matches</w:t>
-      </w:r>
-      <w:proofErr w:type="gramEnd"/>
-      <w:r>
-        <w:t xml:space="preserve"> theory well. Quicksort (O(n log n) average case) stays far below both O(n^2) sorts at every size, and the gap widens sharply as n grows (at n=10,000, quicksort is roughly 168x faster than selection sort) — exactly the expected divergence. Selection sort is consistently the slowest, matching its non-early-exit O(n^2) behaviour even on </w:t>
-      </w:r>
-      <w:proofErr w:type="gramStart"/>
-      <w:r>
-        <w:t>partially-ordered</w:t>
-      </w:r>
-      <w:proofErr w:type="gramEnd"/>
-      <w:r>
-        <w:t xml:space="preserve"> data.</w:t>
+        <w:t xml:space="preserve">Observation vs. theory: this one matches theory well. Quicksort (O(n log n) average case) stays far below both O(n^2) sorts at every size, and the gap widens sharply as n grows (at n=10,000, quicksort is roughly 168x faster than selection sort) — exactly the expected divergence. Selection sort is consistently the slowest, matching its non-early-exit O(n^2) behaviour even on partially-ordered data.</w:t>
       </w:r>
     </w:p>
     <w:p>
@@ -5834,23 +5592,7 @@
         <w:spacing w:after="120"/>
       </w:pPr>
       <w:r>
-        <w:t xml:space="preserve">Observation vs. theory: insert time drops as capacity grows (matches theory — a larger table means a lower load factor and shorter collision chains to traverse per insert). However, the collision COUNT does not shrink much across capacities </w:t>
-      </w:r>
-      <w:proofErr w:type="gramStart"/>
-      <w:r>
-        <w:t>500-2,000, and</w:t>
-      </w:r>
-      <w:proofErr w:type="gramEnd"/>
-      <w:r>
-        <w:t xml:space="preserve"> is </w:t>
-      </w:r>
-      <w:proofErr w:type="gramStart"/>
-      <w:r>
-        <w:t>actually slightly</w:t>
-      </w:r>
-      <w:proofErr w:type="gramEnd"/>
-      <w:r>
-        <w:t xml:space="preserve"> higher at capacity 500 than at capacity 100. This suggests the hash function's distribution may not be spreading keys evenly at these capacities, or that a fixed key set independent of capacity is being reused across runs (so a larger table does not proportionally reduce clustering the way theory predicts for a well-distributed hash function). Worth a one-paragraph investigation note in the final report.</w:t>
+        <w:t xml:space="preserve">Observation vs. theory: insert time drops as capacity grows (matches theory — a larger table means a lower load factor and shorter collision chains to traverse per insert). However, the collision COUNT does not shrink much across capacities 500-2,000, and is actually slightly higher at capacity 500 than at capacity 100. This suggests the hash function's distribution may not be spreading keys evenly at these capacities, or that a fixed key set independent of capacity is being reused across runs (so a larger table does not proportionally reduce clustering the way theory predicts for a well-distributed hash function). Worth a one-paragraph investigation note in the final report.</w:t>
       </w:r>
     </w:p>
     <w:p>
@@ -6364,21 +6106,12 @@
             <w:shd w:val="clear" w:color="auto" w:fill="DDDDDD"/>
           </w:tcPr>
           <w:p>
-            <w:proofErr w:type="spellStart"/>
             <w:r>
               <w:rPr>
                 <w:b/>
                 <w:bCs/>
               </w:rPr>
-              <w:t>Insert+Extract</w:t>
-            </w:r>
-            <w:proofErr w:type="spellEnd"/>
-            <w:r>
-              <w:rPr>
-                <w:b/>
-                <w:bCs/>
-              </w:rPr>
-              <w:t xml:space="preserve"> (ns)</w:t>
+              <w:t xml:space="preserve">Insert+Extract (ns)</w:t>
             </w:r>
           </w:p>
         </w:tc>
@@ -6586,23 +6319,7 @@
         <w:spacing w:after="120"/>
       </w:pPr>
       <w:r>
-        <w:t xml:space="preserve">Observation vs. theory: extract consistently costs more than insert at every size, consistent with theory (both are O(log n), but </w:t>
-      </w:r>
-      <w:proofErr w:type="spellStart"/>
-      <w:r>
-        <w:t>extractTop</w:t>
-      </w:r>
-      <w:proofErr w:type="spellEnd"/>
-      <w:r>
-        <w:t xml:space="preserve"> must additionally re-</w:t>
-      </w:r>
-      <w:proofErr w:type="spellStart"/>
-      <w:r>
-        <w:t>heapify</w:t>
-      </w:r>
-      <w:proofErr w:type="spellEnd"/>
-      <w:r>
-        <w:t xml:space="preserve"> from the root after removing it, doing more comparison work per call than a single sift-up on insert). Growth from n=10,000 to n=20,000 roughly doubles insert and extract time, broadly consistent with O(n log n) total cost for n operations.</w:t>
+        <w:t xml:space="preserve">Observation vs. theory: extract consistently costs more than insert at every size, consistent with theory (both are O(log n), but extractTop must additionally re-heapify from the root after removing it, doing more comparison work per call than a single sift-up on insert). Growth from n=10,000 to n=20,000 roughly doubles insert and extract time, broadly consistent with O(n log n) total cost for n operations.</w:t>
       </w:r>
     </w:p>
     <w:p>
@@ -7032,15 +6749,7 @@
         <w:spacing w:after="120"/>
       </w:pPr>
       <w:r>
-        <w:t xml:space="preserve">Observation vs. theory: DFS is consistently faster than BFS at every size, which is expected for a stack/recursion-based traversal versus a queue-based one on a sparse graph. Kruskal's time does not grow smoothly with n (100 is more expensive than 50, but 200 drops below both) — likely reflecting the </w:t>
-      </w:r>
-      <w:proofErr w:type="gramStart"/>
-      <w:r>
-        <w:t>sort</w:t>
-      </w:r>
-      <w:proofErr w:type="gramEnd"/>
-      <w:r>
-        <w:t xml:space="preserve"> step's cost depending heavily on the specific edge ordering generated per run rather than n alone; averaging over 3 runs (as the brief requires) rather than the single run currently in results.csv would likely smooth this out.</w:t>
+        <w:t xml:space="preserve">Observation vs. theory: DFS is consistently faster than BFS at every size, which is expected for a stack/recursion-based traversal versus a queue-based one on a sparse graph. Kruskal's time does not grow smoothly with n (100 is more expensive than 50, but 200 drops below both) — likely reflecting the sort step's cost depending heavily on the specific edge ordering generated per run rather than n alone; averaging over 3 runs (as the brief requires) rather than the single run currently in results.csv would likely smooth this out.</w:t>
       </w:r>
     </w:p>
     <w:p>
@@ -7052,39 +6761,7 @@
           <w:i/>
           <w:iCs/>
         </w:rPr>
-        <w:t xml:space="preserve">Methodology </w:t>
-      </w:r>
-      <w:proofErr w:type="gramStart"/>
-      <w:r>
-        <w:rPr>
-          <w:i/>
-          <w:iCs/>
-        </w:rPr>
-        <w:t>note</w:t>
-      </w:r>
-      <w:proofErr w:type="gramEnd"/>
-      <w:r>
-        <w:rPr>
-          <w:i/>
-          <w:iCs/>
-        </w:rPr>
-        <w:t xml:space="preserve">: the brief requires each experiment to be repeated 3 times with the average reported. The current results.csv appears to contain single-run timings (one row per input size, not three) — confirm with Abigail/Richard whether </w:t>
-      </w:r>
-      <w:proofErr w:type="spellStart"/>
-      <w:r>
-        <w:rPr>
-          <w:i/>
-          <w:iCs/>
-        </w:rPr>
-        <w:t>BenchmarkRunner's</w:t>
-      </w:r>
-      <w:proofErr w:type="spellEnd"/>
-      <w:r>
-        <w:rPr>
-          <w:i/>
-          <w:iCs/>
-        </w:rPr>
-        <w:t xml:space="preserve"> averaging is being applied before export, or whether results.csv needs regenerating with true 3-run averages before this section is finalised.</w:t>
+        <w:t xml:space="preserve">Methodology note: the brief requires each experiment to be repeated 3 times with the average reported. The current results.csv appears to contain single-run timings (one row per input size, not three) — confirm with Abigail/Richard whether BenchmarkRunner's averaging is being applied before export, or whether results.csv needs regenerating with true 3-run averages before this section is finalised.</w:t>
       </w:r>
     </w:p>
     <w:p>
@@ -7107,15 +6784,7 @@
         <w:spacing w:after="120"/>
       </w:pPr>
       <w:r>
-        <w:t>The system persists all operational data to a real SQLite database (</w:t>
-      </w:r>
-      <w:proofErr w:type="spellStart"/>
-      <w:r>
-        <w:t>campus_hub.db</w:t>
-      </w:r>
-      <w:proofErr w:type="spellEnd"/>
-      <w:r>
-        <w:t>) via JDBC (database/DatabaseConnection.java).</w:t>
+        <w:t>The system persists all operational data to a real SQLite database (campus_hub.db) via JDBC (database/DatabaseConnection.java).</w:t>
       </w:r>
     </w:p>
     <w:p>
@@ -7137,15 +6806,7 @@
         <w:spacing w:after="60"/>
       </w:pPr>
       <w:r>
-        <w:t xml:space="preserve">Database load: </w:t>
-      </w:r>
-      <w:proofErr w:type="spellStart"/>
-      <w:r>
-        <w:t>DatabaseInitializer.createTables</w:t>
-      </w:r>
-      <w:proofErr w:type="spellEnd"/>
-      <w:r>
-        <w:t>() confirmed creating all six required tables on a fresh database ("All tables created successfully" console output).</w:t>
+        <w:t xml:space="preserve">Database load: DatabaseInitializer.createTables() confirmed creating all six required tables on a fresh database ("All tables created successfully" console output).</w:t>
       </w:r>
     </w:p>
     <w:p>
@@ -7158,15 +6819,7 @@
         <w:spacing w:after="60"/>
       </w:pPr>
       <w:r>
-        <w:t>Data seeding: database/SeedAllData.java loaded 50 locations, 100+ roads, 30 resources, and 300 service requests ("</w:t>
-      </w:r>
-      <w:proofErr w:type="spellStart"/>
-      <w:r>
-        <w:t>ServiceRequestLoader</w:t>
-      </w:r>
-      <w:proofErr w:type="spellEnd"/>
-      <w:r>
-        <w:t>: inserted 300 row(s), skipped 0 row(s)").</w:t>
+        <w:t>Data seeding: database/SeedAllData.java loaded 50 locations, 100+ roads, 30 resources, and 300 service requests ("ServiceRequestLoader: inserted 300 row(s), skipped 0 row(s)").</w:t>
       </w:r>
     </w:p>
     <w:p>
@@ -7205,23 +6858,7 @@
         <w:spacing w:after="60"/>
       </w:pPr>
       <w:r>
-        <w:t xml:space="preserve">Audit / undo: </w:t>
-      </w:r>
-      <w:proofErr w:type="spellStart"/>
-      <w:r>
-        <w:t>AuditLogger.undoLast</w:t>
-      </w:r>
-      <w:proofErr w:type="spellEnd"/>
-      <w:r>
-        <w:t xml:space="preserve">() correctly reversed a REQUEST_STATUS_CHANGE from QUEUED back to PENDING, confirmed by re-querying the same </w:t>
-      </w:r>
-      <w:proofErr w:type="spellStart"/>
-      <w:r>
-        <w:t>requestId</w:t>
-      </w:r>
-      <w:proofErr w:type="spellEnd"/>
-      <w:r>
-        <w:t xml:space="preserve"> through Ticket Lookup — this required a schema fix (below).</w:t>
+        <w:t xml:space="preserve">Audit / undo: AuditLogger.undoLast() correctly reversed a REQUEST_STATUS_CHANGE from QUEUED back to PENDING, confirmed by re-querying the same requestId through Ticket Lookup — this required a schema fix (below).</w:t>
       </w:r>
     </w:p>
     <w:p>
@@ -7234,15 +6871,7 @@
         <w:spacing w:after="60"/>
       </w:pPr>
       <w:r>
-        <w:t xml:space="preserve">Ticket Lookup: hash index built from all 300 </w:t>
-      </w:r>
-      <w:proofErr w:type="spellStart"/>
-      <w:r>
-        <w:t>service_requests</w:t>
-      </w:r>
-      <w:proofErr w:type="spellEnd"/>
-      <w:r>
-        <w:t xml:space="preserve"> rows, 0 collisions reported at that table size.</w:t>
+        <w:t xml:space="preserve">Ticket Lookup: hash index built from all 300 service_requests rows, 0 collisions reported at that table size.</w:t>
       </w:r>
     </w:p>
     <w:p>
@@ -7259,79 +6888,7 @@
         <w:spacing w:after="120"/>
       </w:pPr>
       <w:r>
-        <w:t xml:space="preserve">The </w:t>
-      </w:r>
-      <w:proofErr w:type="spellStart"/>
-      <w:r>
-        <w:t>audit_events</w:t>
-      </w:r>
-      <w:proofErr w:type="spellEnd"/>
-      <w:r>
-        <w:t xml:space="preserve"> table originally used camelCase columns (</w:t>
-      </w:r>
-      <w:proofErr w:type="spellStart"/>
-      <w:r>
-        <w:t>eventId</w:t>
-      </w:r>
-      <w:proofErr w:type="spellEnd"/>
-      <w:r>
-        <w:t xml:space="preserve">, </w:t>
-      </w:r>
-      <w:proofErr w:type="spellStart"/>
-      <w:r>
-        <w:t>eventType</w:t>
-      </w:r>
-      <w:proofErr w:type="spellEnd"/>
-      <w:r>
-        <w:t xml:space="preserve">, </w:t>
-      </w:r>
-      <w:proofErr w:type="spellStart"/>
-      <w:r>
-        <w:t>relatedRequestId</w:t>
-      </w:r>
-      <w:proofErr w:type="spellEnd"/>
-      <w:r>
-        <w:t xml:space="preserve">) in DatabaseInitializer.java, while AuditLogger.java and ResourceOptimizer.java already inserted/queried </w:t>
-      </w:r>
-      <w:proofErr w:type="spellStart"/>
-      <w:r>
-        <w:t>snake_case</w:t>
-      </w:r>
-      <w:proofErr w:type="spellEnd"/>
-      <w:r>
-        <w:t xml:space="preserve"> columns (</w:t>
-      </w:r>
-      <w:proofErr w:type="spellStart"/>
-      <w:r>
-        <w:t>event_id</w:t>
-      </w:r>
-      <w:proofErr w:type="spellEnd"/>
-      <w:r>
-        <w:t xml:space="preserve">, </w:t>
-      </w:r>
-      <w:proofErr w:type="spellStart"/>
-      <w:r>
-        <w:t>event_type</w:t>
-      </w:r>
-      <w:proofErr w:type="spellEnd"/>
-      <w:r>
-        <w:t xml:space="preserve">, </w:t>
-      </w:r>
-      <w:proofErr w:type="spellStart"/>
-      <w:r>
-        <w:t>related_request_id</w:t>
-      </w:r>
-      <w:proofErr w:type="spellEnd"/>
-      <w:r>
-        <w:t xml:space="preserve">). This meant every audit-log write was silently throwing an </w:t>
-      </w:r>
-      <w:proofErr w:type="spellStart"/>
-      <w:r>
-        <w:t>SQLException</w:t>
-      </w:r>
-      <w:proofErr w:type="spellEnd"/>
-      <w:r>
-        <w:t>, and the undo feature never actually persisted or reversed anything in the database. The column names were corrected to match the working code, restoring the undo feature.</w:t>
+        <w:t xml:space="preserve">The audit_events table originally used camelCase columns (eventId, eventType, relatedRequestId) in DatabaseInitializer.java, while AuditLogger.java and ResourceOptimizer.java already inserted/queried snake_case columns (event_id, event_type, related_request_id). This meant every audit-log write was silently throwing an SQLException, and the undo feature never actually persisted or reversed anything in the database. The column names were corrected to match the working code, restoring the undo feature.</w:t>
       </w:r>
     </w:p>
     <w:p>
@@ -7367,15 +6924,7 @@
         <w:spacing w:after="60"/>
       </w:pPr>
       <w:r>
-        <w:t xml:space="preserve">Dijkstra's Algorithm: correct and efficient for weighted shortest-path </w:t>
-      </w:r>
-      <w:proofErr w:type="gramStart"/>
-      <w:r>
-        <w:t>queries, but</w:t>
-      </w:r>
-      <w:proofErr w:type="gramEnd"/>
-      <w:r>
-        <w:t xml:space="preserve"> assumes non-negative edge weights (true here) and recomputes from scratch per query rather than maintaining a live shortest-path tree — acceptable at this dataset's scale (50 locations) but would need a more advanced approach for much larger road networks.</w:t>
+        <w:t xml:space="preserve">Dijkstra's Algorithm: correct and efficient for weighted shortest-path queries, but assumes non-negative edge weights (true here) and recomputes from scratch per query rather than maintaining a live shortest-path tree — acceptable at this dataset's scale (50 locations) but would need a more advanced approach for much larger road networks.</w:t>
       </w:r>
     </w:p>
     <w:p>
@@ -7388,15 +6937,7 @@
         <w:spacing w:after="60"/>
       </w:pPr>
       <w:r>
-        <w:t xml:space="preserve">Greedy Resource Assignment: fast but provably sub-optimal — always assigning the nearest resource to the current top-priority request can leave a later, higher-value request </w:t>
-      </w:r>
-      <w:proofErr w:type="spellStart"/>
-      <w:r>
-        <w:t>unservable</w:t>
-      </w:r>
-      <w:proofErr w:type="spellEnd"/>
-      <w:r>
-        <w:t xml:space="preserve"> when a different assignment order would have succeeded (see Section 6 counterexample). Appropriate for real-time dispatch; not appropriate where the system has time to compute a truly optimal assignment.</w:t>
+        <w:t xml:space="preserve">Greedy Resource Assignment: fast but provably sub-optimal — always assigning the nearest resource to the current top-priority request can leave a later, higher-value request unservable when a different assignment order would have succeeded (see Section 6 counterexample). Appropriate for real-time dispatch; not appropriate where the system has time to compute a truly optimal assignment.</w:t>
       </w:r>
     </w:p>
     <w:p>
@@ -7422,15 +6963,7 @@
         <w:spacing w:after="60"/>
       </w:pPr>
       <w:r>
-        <w:t>Binary Search: O(log n</w:t>
-      </w:r>
-      <w:proofErr w:type="gramStart"/>
-      <w:r>
-        <w:t>), but</w:t>
-      </w:r>
-      <w:proofErr w:type="gramEnd"/>
-      <w:r>
-        <w:t xml:space="preserve"> strictly requires sorted input — using it on unsorted service-request data would silently return incorrect results (see Section 6 counterexample). Note Section 7's search-comparison results show binary search performing WORSE than linear search in the current benchmark run, which needs investigating before claiming binary search is the "responsible choice" for this dataset size in the report.</w:t>
+        <w:t xml:space="preserve">Binary Search: O(log n), but strictly requires sorted input — using it on unsorted service-request data would silently return incorrect results (see Section 6 counterexample). Note Section 7's search-comparison results show binary search performing WORSE than linear search in the current benchmark run, which needs investigating before claiming binary search is the "responsible choice" for this dataset size in the report.</w:t>
       </w:r>
     </w:p>
     <w:p>
@@ -7484,15 +7017,7 @@
         <w:spacing w:before="160" w:after="80"/>
       </w:pPr>
       <w:r>
-        <w:t xml:space="preserve">Crystal </w:t>
-      </w:r>
-      <w:proofErr w:type="spellStart"/>
-      <w:r>
-        <w:t>Hazekawa</w:t>
-      </w:r>
-      <w:proofErr w:type="spellEnd"/>
-      <w:r>
-        <w:t xml:space="preserve"> (22244923)</w:t>
+        <w:t xml:space="preserve">Crystal Hazekawa (22244923)</w:t>
       </w:r>
     </w:p>
     <w:p>
@@ -7543,15 +7068,7 @@
         <w:spacing w:before="160" w:after="80"/>
       </w:pPr>
       <w:r>
-        <w:t xml:space="preserve">Anaam Francis </w:t>
-      </w:r>
-      <w:proofErr w:type="spellStart"/>
-      <w:r>
-        <w:t>Asiaktewon</w:t>
-      </w:r>
-      <w:proofErr w:type="spellEnd"/>
-      <w:r>
-        <w:t xml:space="preserve"> (22050404)</w:t>
+        <w:t xml:space="preserve">Anaam Francis Asiaktewon (22050404)</w:t>
       </w:r>
     </w:p>
     <w:p>
@@ -7567,21 +7084,8 @@
         <w:pStyle w:val="Heading3"/>
         <w:spacing w:before="160" w:after="80"/>
       </w:pPr>
-      <w:proofErr w:type="spellStart"/>
-      <w:r>
-        <w:t>Almad</w:t>
-      </w:r>
-      <w:proofErr w:type="spellEnd"/>
-      <w:r>
-        <w:t xml:space="preserve"> </w:t>
-      </w:r>
-      <w:proofErr w:type="spellStart"/>
-      <w:r>
-        <w:t>Marzuk</w:t>
-      </w:r>
-      <w:proofErr w:type="spellEnd"/>
-      <w:r>
-        <w:t xml:space="preserve"> (22380904)</w:t>
+      <w:r>
+        <w:t xml:space="preserve">Almad Marzuk (22380904)</w:t>
       </w:r>
     </w:p>
     <w:p>
@@ -7615,15 +7119,7 @@
         <w:spacing w:before="160" w:after="80"/>
       </w:pPr>
       <w:r>
-        <w:t xml:space="preserve">Gabriel </w:t>
-      </w:r>
-      <w:proofErr w:type="spellStart"/>
-      <w:r>
-        <w:t>Ofobiri</w:t>
-      </w:r>
-      <w:proofErr w:type="spellEnd"/>
-      <w:r>
-        <w:t xml:space="preserve"> Twum (22044996)</w:t>
+        <w:t xml:space="preserve">Gabriel Ofobiri Twum (22044996)</w:t>
       </w:r>
     </w:p>
     <w:p>
@@ -7773,15 +7269,7 @@
       </w:pPr>
       <w:r>
         <w:lastRenderedPageBreak/>
-        <w:t xml:space="preserve">Designed and implemented the Part 15 graphical demonstration layer: </w:t>
-      </w:r>
-      <w:proofErr w:type="spellStart"/>
-      <w:r>
-        <w:t>MainUI</w:t>
-      </w:r>
-      <w:proofErr w:type="spellEnd"/>
-      <w:r>
-        <w:t xml:space="preserve"> and all five feature panels, wiring the UI to the existing structures/algorithms/operations/performance packages built by the rest of the team.</w:t>
+        <w:t xml:space="preserve">Designed and implemented the Part 15 graphical demonstration layer: MainUI and all five feature panels, wiring the UI to the existing structures/algorithms/operations/performance packages built by the rest of the team.</w:t>
       </w:r>
     </w:p>
     <w:p>
@@ -7794,47 +7282,7 @@
         <w:spacing w:after="60"/>
       </w:pPr>
       <w:r>
-        <w:t xml:space="preserve">Identified and fixed the </w:t>
-      </w:r>
-      <w:proofErr w:type="spellStart"/>
-      <w:r>
-        <w:t>audit_events</w:t>
-      </w:r>
-      <w:proofErr w:type="spellEnd"/>
-      <w:r>
-        <w:t xml:space="preserve"> schema mismatch that was silently breaking </w:t>
-      </w:r>
-      <w:proofErr w:type="spellStart"/>
-      <w:r>
-        <w:t>AuditLogger's</w:t>
-      </w:r>
-      <w:proofErr w:type="spellEnd"/>
-      <w:r>
-        <w:t xml:space="preserve"> undo </w:t>
-      </w:r>
-      <w:proofErr w:type="gramStart"/>
-      <w:r>
-        <w:t>path, and</w:t>
-      </w:r>
-      <w:proofErr w:type="gramEnd"/>
-      <w:r>
-        <w:t xml:space="preserve"> added a </w:t>
-      </w:r>
-      <w:proofErr w:type="spellStart"/>
-      <w:r>
-        <w:t>getAuditLogger</w:t>
-      </w:r>
-      <w:proofErr w:type="spellEnd"/>
-      <w:r>
-        <w:t xml:space="preserve">() accessor to </w:t>
-      </w:r>
-      <w:proofErr w:type="spellStart"/>
-      <w:r>
-        <w:t>ResourceOptimizer</w:t>
-      </w:r>
-      <w:proofErr w:type="spellEnd"/>
-      <w:r>
-        <w:t xml:space="preserve"> to support live undo demonstrations.</w:t>
+        <w:t xml:space="preserve">Identified and fixed the audit_events schema mismatch that was silently breaking AuditLogger's undo path, and added a getAuditLogger() accessor to ResourceOptimizer to support live undo demonstrations.</w:t>
       </w:r>
     </w:p>
     <w:p>
@@ -7886,15 +7334,7 @@
         <w:spacing w:after="60"/>
       </w:pPr>
       <w:r>
-        <w:t xml:space="preserve">Confirmed via full-repository symbol search that the Set/Map structure (assigned to Margaret Narnor) has not yet been </w:t>
-      </w:r>
-      <w:proofErr w:type="gramStart"/>
-      <w:r>
-        <w:t>implemented, and</w:t>
-      </w:r>
-      <w:proofErr w:type="gramEnd"/>
-      <w:r>
-        <w:t xml:space="preserve"> flagged this gap to the team.</w:t>
+        <w:t xml:space="preserve">Confirmed via full-repository symbol search that the Set/Map structure (assigned to Margaret Narnor) has not yet been implemented, and flagged this gap to the team.</w:t>
       </w:r>
     </w:p>
     <w:p>
@@ -7921,21 +7361,8 @@
         </w:numPr>
         <w:spacing w:after="60"/>
       </w:pPr>
-      <w:proofErr w:type="spellStart"/>
-      <w:r>
-        <w:t>Cormen</w:t>
-      </w:r>
-      <w:proofErr w:type="spellEnd"/>
-      <w:r>
-        <w:t xml:space="preserve">, </w:t>
-      </w:r>
-      <w:proofErr w:type="spellStart"/>
-      <w:r>
-        <w:t>Leiserson</w:t>
-      </w:r>
-      <w:proofErr w:type="spellEnd"/>
-      <w:r>
-        <w:t>, Rivest and Stein, Introduction to Algorithms, MIT Press.</w:t>
+      <w:r>
+        <w:t xml:space="preserve">Cormen, Leiserson, Rivest and Stein, Introduction to Algorithms, MIT Press.</w:t>
       </w:r>
     </w:p>
     <w:p>
@@ -7961,15 +7388,7 @@
         <w:spacing w:after="60"/>
       </w:pPr>
       <w:r>
-        <w:t xml:space="preserve">Goodrich, </w:t>
-      </w:r>
-      <w:proofErr w:type="spellStart"/>
-      <w:r>
-        <w:t>Tamassia</w:t>
-      </w:r>
-      <w:proofErr w:type="spellEnd"/>
-      <w:r>
-        <w:t xml:space="preserve"> and Goldwasser, Data Structures and Algorithms in Java.</w:t>
+        <w:t xml:space="preserve">Goodrich, Tamassia and Goldwasser, Data Structures and Algorithms in Java.</w:t>
       </w:r>
     </w:p>
     <w:p>
@@ -7995,15 +7414,7 @@
         <w:spacing w:after="60"/>
       </w:pPr>
       <w:r>
-        <w:t xml:space="preserve">MIT </w:t>
-      </w:r>
-      <w:proofErr w:type="spellStart"/>
-      <w:r>
-        <w:t>OpenCourseWare</w:t>
-      </w:r>
-      <w:proofErr w:type="spellEnd"/>
-      <w:r>
-        <w:t>: Introduction to Algorithms.</w:t>
+        <w:t xml:space="preserve">MIT OpenCourseWare: Introduction to Algorithms.</w:t>
       </w:r>
     </w:p>
     <w:p>
@@ -8015,13 +7426,8 @@
         </w:numPr>
         <w:spacing w:after="60"/>
       </w:pPr>
-      <w:proofErr w:type="spellStart"/>
-      <w:r>
-        <w:t>OpenDSA</w:t>
-      </w:r>
-      <w:proofErr w:type="spellEnd"/>
-      <w:r>
-        <w:t>: Data Structures and Algorithms learning materials.</w:t>
+      <w:r>
+        <w:t>OpenDSA: Data Structures and Algorithms learning materials.</w:t>
       </w:r>
     </w:p>
     <w:p>
@@ -8085,15 +7491,7 @@
         <w:spacing w:after="120"/>
       </w:pPr>
       <w:r>
-        <w:t>See docs/</w:t>
-      </w:r>
-      <w:proofErr w:type="spellStart"/>
-      <w:r>
-        <w:t>performance_results</w:t>
-      </w:r>
-      <w:proofErr w:type="spellEnd"/>
-      <w:r>
-        <w:t>/results.csv for the complete 135-row dataset underlying Section 7's tables.</w:t>
+        <w:t>See docs/performance_results/results.csv for the complete 135-row dataset underlying Section 7's tables.</w:t>
       </w:r>
     </w:p>
     <w:sectPr>
